--- a/MANUAL DE IMPLEMENTACION ABIGAIL.docx
+++ b/MANUAL DE IMPLEMENTACION ABIGAIL.docx
@@ -37,13 +37,8 @@
       <w:r>
         <w:t xml:space="preserve">Abigail </w:t>
       </w:r>
-      <w:proofErr w:type="spellStart"/>
-      <w:r>
-        <w:t>desiree</w:t>
-      </w:r>
-      <w:proofErr w:type="spellEnd"/>
-      <w:r>
-        <w:t xml:space="preserve"> Carlos reza</w:t>
+      <w:r>
+        <w:t xml:space="preserve">y Brittany </w:t>
       </w:r>
     </w:p>
     <w:p>
@@ -71,7 +66,7 @@
         <w:rPr>
           <w:noProof/>
         </w:rPr>
-        <w:t>jueves, 30 de abril de 2026</w:t>
+        <w:t>miércoles, 6 de mayo de 2026</w:t>
       </w:r>
       <w:r>
         <w:fldChar w:fldCharType="end"/>
@@ -620,13 +615,157 @@
     </w:p>
     <w:p>
       <w:pPr>
-        <w:pStyle w:val="Sinespaciado"/>
-        <w:pBdr>
-          <w:top w:val="single" w:sz="4" w:space="31" w:color="auto"/>
-        </w:pBdr>
-        <w:spacing w:line="360" w:lineRule="auto"/>
-        <w:jc w:val="center"/>
-      </w:pPr>
+        <w:pStyle w:val="Ttulo2"/>
+      </w:pPr>
+      <w:r>
+        <w:t>REGISTRO DE PRODUCTOS</w:t>
+      </w:r>
+    </w:p>
+    <w:p>
+      <w:r>
+        <w:t xml:space="preserve"> Em este apartado se da de alta los registros de los productos que usa el sistema. Para poder efectuar ventas, es necesario que exista n catalogo para poder elegir lo que se balla a adquirir por partes del cliente. Y si el sistema se cierra, los productos quedan guardados para usarse a la próxima vez que se active el mismo. Para esto, se necesita una BASE DE DATOS</w:t>
+      </w:r>
+    </w:p>
+    <w:p>
+      <w:pPr>
+        <w:pStyle w:val="Ttulo2"/>
+      </w:pPr>
+      <w:r>
+        <w:t xml:space="preserve">¿Qué una base de datos? </w:t>
+      </w:r>
+    </w:p>
+    <w:p>
+      <w:r>
+        <w:t xml:space="preserve">En un conjunto de datos que están estructurados en forma correcta y secuencia. Contiene la información que usan los sistemas de información para su correcto uso. Estos datos pueden ser de tipo </w:t>
+      </w:r>
+      <w:proofErr w:type="gramStart"/>
+      <w:r>
+        <w:t>texto ,numéricos</w:t>
+      </w:r>
+      <w:proofErr w:type="gramEnd"/>
+      <w:r>
+        <w:t xml:space="preserve"> objetos </w:t>
+      </w:r>
+      <w:proofErr w:type="gramStart"/>
+      <w:r>
+        <w:t>enlaces ,</w:t>
+      </w:r>
+      <w:proofErr w:type="gramEnd"/>
+      <w:r>
+        <w:t xml:space="preserve"> y </w:t>
+      </w:r>
+      <w:proofErr w:type="gramStart"/>
+      <w:r>
+        <w:t>cualesquiera tipo</w:t>
+      </w:r>
+      <w:proofErr w:type="gramEnd"/>
+      <w:r>
+        <w:t xml:space="preserve"> de dato almacenable</w:t>
+      </w:r>
+    </w:p>
+    <w:p>
+      <w:r>
+        <w:t xml:space="preserve">Una base de datos se conforma de tablas, cada tabla tiene registros y </w:t>
+      </w:r>
+      <w:r>
+        <w:t xml:space="preserve">los registros se conforma de campos. a </w:t>
+      </w:r>
+      <w:proofErr w:type="gramStart"/>
+      <w:r>
+        <w:t>continuación ,</w:t>
+      </w:r>
+      <w:proofErr w:type="gramEnd"/>
+      <w:r>
+        <w:t xml:space="preserve"> se describe cada elemento:</w:t>
+      </w:r>
+    </w:p>
+    <w:p>
+      <w:pPr>
+        <w:pStyle w:val="Prrafodelista"/>
+        <w:numPr>
+          <w:ilvl w:val="0"/>
+          <w:numId w:val="2"/>
+        </w:numPr>
+      </w:pPr>
+      <w:r>
+        <w:t xml:space="preserve">Tablas.: son los contenedores de </w:t>
+      </w:r>
+      <w:proofErr w:type="gramStart"/>
+      <w:r>
+        <w:t>información .</w:t>
+      </w:r>
+      <w:proofErr w:type="gramEnd"/>
+      <w:r>
+        <w:t xml:space="preserve"> son únicos y guardan los datos de un mismo </w:t>
+      </w:r>
+      <w:proofErr w:type="gramStart"/>
+      <w:r>
+        <w:t>tipo</w:t>
+      </w:r>
+      <w:proofErr w:type="gramEnd"/>
+      <w:r>
+        <w:t xml:space="preserve"> por ejemplo: productos, clientes, alumnos, calificaciones, ventas proveedores.</w:t>
+      </w:r>
+    </w:p>
+    <w:p>
+      <w:pPr>
+        <w:pStyle w:val="Prrafodelista"/>
+        <w:numPr>
+          <w:ilvl w:val="0"/>
+          <w:numId w:val="2"/>
+        </w:numPr>
+      </w:pPr>
+      <w:r>
+        <w:t>Registro: es un conjunto de datos o campos correspondientes a un tiempo de información.</w:t>
+      </w:r>
+    </w:p>
+    <w:p>
+      <w:pPr>
+        <w:pStyle w:val="Prrafodelista"/>
+        <w:numPr>
+          <w:ilvl w:val="0"/>
+          <w:numId w:val="2"/>
+        </w:numPr>
+      </w:pPr>
+      <w:r>
+        <w:t xml:space="preserve">Ejemplo: en una tabla de </w:t>
+      </w:r>
+      <w:proofErr w:type="gramStart"/>
+      <w:r>
+        <w:t>alumnos ,</w:t>
+      </w:r>
+      <w:proofErr w:type="gramEnd"/>
+      <w:r>
+        <w:t xml:space="preserve"> un registro seria: clave del alumno, nombre, </w:t>
+      </w:r>
+      <w:proofErr w:type="gramStart"/>
+      <w:r>
+        <w:t>carrera ,</w:t>
+      </w:r>
+      <w:proofErr w:type="gramEnd"/>
+      <w:r>
+        <w:t xml:space="preserve"> grado, grupo, edad </w:t>
+      </w:r>
+    </w:p>
+    <w:p>
+      <w:pPr>
+        <w:pStyle w:val="Prrafodelista"/>
+        <w:numPr>
+          <w:ilvl w:val="0"/>
+          <w:numId w:val="2"/>
+        </w:numPr>
+      </w:pPr>
+      <w:r>
+        <w:t xml:space="preserve">Campos: es un dato único que por si mismo no da mucha información. necesita de otros datos para saber </w:t>
+      </w:r>
+      <w:proofErr w:type="spellStart"/>
+      <w:r>
+        <w:t>que</w:t>
+      </w:r>
+      <w:proofErr w:type="spellEnd"/>
+      <w:r>
+        <w:t xml:space="preserve"> información es. ejemplos: nombre, edad, precio, observaciones.</w:t>
+      </w:r>
     </w:p>
     <w:sectPr>
       <w:headerReference w:type="even" r:id="rId10"/>
@@ -1043,6 +1182,119 @@
 <file path=word/numbering.xml><?xml version="1.0" encoding="utf-8"?>
 <w:numbering xmlns:wpc="http://schemas.microsoft.com/office/word/2010/wordprocessingCanvas" xmlns:cx="http://schemas.microsoft.com/office/drawing/2014/chartex" xmlns:cx1="http://schemas.microsoft.com/office/drawing/2015/9/8/chartex" xmlns:cx2="http://schemas.microsoft.com/office/drawing/2015/10/21/chartex" xmlns:cx3="http://schemas.microsoft.com/office/drawing/2016/5/9/chartex" xmlns:cx4="http://schemas.microsoft.com/office/drawing/2016/5/10/chartex" xmlns:cx5="http://schemas.microsoft.com/office/drawing/2016/5/11/chartex" xmlns:cx6="http://schemas.microsoft.com/office/drawing/2016/5/12/chartex" xmlns:cx7="http://schemas.microsoft.com/office/drawing/2016/5/13/chartex" xmlns:cx8="http://schemas.microsoft.com/office/drawing/2016/5/14/chartex" xmlns:mc="http://schemas.openxmlformats.org/markup-compatibility/2006" xmlns:aink="http://schemas.microsoft.com/office/drawing/2016/ink" xmlns:am3d="http://schemas.microsoft.com/office/drawing/2017/model3d" xmlns:o="urn:schemas-microsoft-com:office:office" xmlns:oel="http://schemas.microsoft.com/office/2019/extlst" xmlns:r="http://schemas.openxmlformats.org/officeDocument/2006/relationships" xmlns:m="http://schemas.openxmlformats.org/officeDocument/2006/math" xmlns:v="urn:schemas-microsoft-com:vml" xmlns:wp14="http://schemas.microsoft.com/office/word/2010/wordprocessingDrawing" xmlns:wp="http://schemas.openxmlformats.org/drawingml/2006/wordprocessingDrawing" xmlns:w10="urn:schemas-microsoft-com:office:word" xmlns:w="http://schemas.openxmlformats.org/wordprocessingml/2006/main" xmlns:w14="http://schemas.microsoft.com/office/word/2010/wordml" xmlns:w15="http://schemas.microsoft.com/office/word/2012/wordml" xmlns:w16cex="http://schemas.microsoft.com/office/word/2018/wordml/cex" xmlns:w16cid="http://schemas.microsoft.com/office/word/2016/wordml/cid" xmlns:w16="http://schemas.microsoft.com/office/word/2018/wordml" xmlns:w16du="http://schemas.microsoft.com/office/word/2023/wordml/word16du" xmlns:w16sdtdh="http://schemas.microsoft.com/office/word/2020/wordml/sdtdatahash" xmlns:w16sdtfl="http://schemas.microsoft.com/office/word/2024/wordml/sdtformatlock" xmlns:w16se="http://schemas.microsoft.com/office/word/2015/wordml/symex" xmlns:wpg="http://schemas.microsoft.com/office/word/2010/wordprocessingGroup" xmlns:wpi="http://schemas.microsoft.com/office/word/2010/wordprocessingInk" xmlns:wne="http://schemas.microsoft.com/office/word/2006/wordml" xmlns:wps="http://schemas.microsoft.com/office/word/2010/wordprocessingShape" mc:Ignorable="w14 w15 w16se w16cid w16 w16cex w16sdtdh w16sdtfl w16du wp14">
   <w:abstractNum w:abstractNumId="0" w15:restartNumberingAfterBreak="0">
+    <w:nsid w:val="321E5842"/>
+    <w:multiLevelType w:val="hybridMultilevel"/>
+    <w:tmpl w:val="018802D6"/>
+    <w:lvl w:ilvl="0" w:tplc="080A0001">
+      <w:start w:val="1"/>
+      <w:numFmt w:val="bullet"/>
+      <w:lvlText w:val=""/>
+      <w:lvlJc w:val="left"/>
+      <w:pPr>
+        <w:ind w:left="720" w:hanging="360"/>
+      </w:pPr>
+      <w:rPr>
+        <w:rFonts w:ascii="Symbol" w:hAnsi="Symbol" w:hint="default"/>
+      </w:rPr>
+    </w:lvl>
+    <w:lvl w:ilvl="1" w:tplc="080A0003" w:tentative="1">
+      <w:start w:val="1"/>
+      <w:numFmt w:val="bullet"/>
+      <w:lvlText w:val="o"/>
+      <w:lvlJc w:val="left"/>
+      <w:pPr>
+        <w:ind w:left="1440" w:hanging="360"/>
+      </w:pPr>
+      <w:rPr>
+        <w:rFonts w:ascii="Courier New" w:hAnsi="Courier New" w:cs="Courier New" w:hint="default"/>
+      </w:rPr>
+    </w:lvl>
+    <w:lvl w:ilvl="2" w:tplc="080A0005" w:tentative="1">
+      <w:start w:val="1"/>
+      <w:numFmt w:val="bullet"/>
+      <w:lvlText w:val=""/>
+      <w:lvlJc w:val="left"/>
+      <w:pPr>
+        <w:ind w:left="2160" w:hanging="360"/>
+      </w:pPr>
+      <w:rPr>
+        <w:rFonts w:ascii="Wingdings" w:hAnsi="Wingdings" w:hint="default"/>
+      </w:rPr>
+    </w:lvl>
+    <w:lvl w:ilvl="3" w:tplc="080A0001" w:tentative="1">
+      <w:start w:val="1"/>
+      <w:numFmt w:val="bullet"/>
+      <w:lvlText w:val=""/>
+      <w:lvlJc w:val="left"/>
+      <w:pPr>
+        <w:ind w:left="2880" w:hanging="360"/>
+      </w:pPr>
+      <w:rPr>
+        <w:rFonts w:ascii="Symbol" w:hAnsi="Symbol" w:hint="default"/>
+      </w:rPr>
+    </w:lvl>
+    <w:lvl w:ilvl="4" w:tplc="080A0003" w:tentative="1">
+      <w:start w:val="1"/>
+      <w:numFmt w:val="bullet"/>
+      <w:lvlText w:val="o"/>
+      <w:lvlJc w:val="left"/>
+      <w:pPr>
+        <w:ind w:left="3600" w:hanging="360"/>
+      </w:pPr>
+      <w:rPr>
+        <w:rFonts w:ascii="Courier New" w:hAnsi="Courier New" w:cs="Courier New" w:hint="default"/>
+      </w:rPr>
+    </w:lvl>
+    <w:lvl w:ilvl="5" w:tplc="080A0005" w:tentative="1">
+      <w:start w:val="1"/>
+      <w:numFmt w:val="bullet"/>
+      <w:lvlText w:val=""/>
+      <w:lvlJc w:val="left"/>
+      <w:pPr>
+        <w:ind w:left="4320" w:hanging="360"/>
+      </w:pPr>
+      <w:rPr>
+        <w:rFonts w:ascii="Wingdings" w:hAnsi="Wingdings" w:hint="default"/>
+      </w:rPr>
+    </w:lvl>
+    <w:lvl w:ilvl="6" w:tplc="080A0001" w:tentative="1">
+      <w:start w:val="1"/>
+      <w:numFmt w:val="bullet"/>
+      <w:lvlText w:val=""/>
+      <w:lvlJc w:val="left"/>
+      <w:pPr>
+        <w:ind w:left="5040" w:hanging="360"/>
+      </w:pPr>
+      <w:rPr>
+        <w:rFonts w:ascii="Symbol" w:hAnsi="Symbol" w:hint="default"/>
+      </w:rPr>
+    </w:lvl>
+    <w:lvl w:ilvl="7" w:tplc="080A0003" w:tentative="1">
+      <w:start w:val="1"/>
+      <w:numFmt w:val="bullet"/>
+      <w:lvlText w:val="o"/>
+      <w:lvlJc w:val="left"/>
+      <w:pPr>
+        <w:ind w:left="5760" w:hanging="360"/>
+      </w:pPr>
+      <w:rPr>
+        <w:rFonts w:ascii="Courier New" w:hAnsi="Courier New" w:cs="Courier New" w:hint="default"/>
+      </w:rPr>
+    </w:lvl>
+    <w:lvl w:ilvl="8" w:tplc="080A0005" w:tentative="1">
+      <w:start w:val="1"/>
+      <w:numFmt w:val="bullet"/>
+      <w:lvlText w:val=""/>
+      <w:lvlJc w:val="left"/>
+      <w:pPr>
+        <w:ind w:left="6480" w:hanging="360"/>
+      </w:pPr>
+      <w:rPr>
+        <w:rFonts w:ascii="Wingdings" w:hAnsi="Wingdings" w:hint="default"/>
+      </w:rPr>
+    </w:lvl>
+  </w:abstractNum>
+  <w:abstractNum w:abstractNumId="1" w15:restartNumberingAfterBreak="0">
     <w:nsid w:val="50D83ED7"/>
     <w:multiLevelType w:val="multilevel"/>
     <w:tmpl w:val="DDB042D8"/>
@@ -1192,16 +1444,10 @@
     </w:lvl>
   </w:abstractNum>
   <w:num w:numId="1" w16cid:durableId="539512526">
+    <w:abstractNumId w:val="1"/>
+  </w:num>
+  <w:num w:numId="2" w16cid:durableId="2009866856">
     <w:abstractNumId w:val="0"/>
-    <w:lvlOverride w:ilvl="0"/>
-    <w:lvlOverride w:ilvl="1"/>
-    <w:lvlOverride w:ilvl="2"/>
-    <w:lvlOverride w:ilvl="3"/>
-    <w:lvlOverride w:ilvl="4"/>
-    <w:lvlOverride w:ilvl="5"/>
-    <w:lvlOverride w:ilvl="6"/>
-    <w:lvlOverride w:ilvl="7"/>
-    <w:lvlOverride w:ilvl="8"/>
   </w:num>
 </w:numbering>
 </file>
@@ -1825,6 +2071,17 @@
       <w:szCs w:val="24"/>
     </w:rPr>
   </w:style>
+  <w:style w:type="paragraph" w:styleId="Prrafodelista">
+    <w:name w:val="List Paragraph"/>
+    <w:basedOn w:val="Normal"/>
+    <w:uiPriority w:val="34"/>
+    <w:qFormat/>
+    <w:rsid w:val="00341104"/>
+    <w:pPr>
+      <w:ind w:left="720"/>
+      <w:contextualSpacing/>
+    </w:pPr>
+  </w:style>
 </w:styles>
 </file>
 
@@ -1975,6 +2232,8 @@
   </w:compat>
   <w:rsids>
     <w:rsidRoot w:val="0028048A"/>
+    <w:rsid w:val="000E59CC"/>
+    <w:rsid w:val="002777D8"/>
     <w:rsid w:val="0028048A"/>
     <w:rsid w:val="002C5C2B"/>
     <w:rsid w:val="005D4E07"/>

--- a/MANUAL DE IMPLEMENTACION ABIGAIL.docx
+++ b/MANUAL DE IMPLEMENTACION ABIGAIL.docx
@@ -638,29 +638,17 @@
       <w:r>
         <w:t xml:space="preserve">En un conjunto de datos que están estructurados en forma correcta y secuencia. Contiene la información que usan los sistemas de información para su correcto uso. Estos datos pueden ser de tipo </w:t>
       </w:r>
-      <w:proofErr w:type="gramStart"/>
-      <w:r>
-        <w:t>texto ,numéricos</w:t>
-      </w:r>
-      <w:proofErr w:type="gramEnd"/>
+      <w:r>
+        <w:t>texto, numéricos</w:t>
+      </w:r>
       <w:r>
         <w:t xml:space="preserve"> objetos </w:t>
       </w:r>
-      <w:proofErr w:type="gramStart"/>
-      <w:r>
-        <w:t>enlaces ,</w:t>
-      </w:r>
-      <w:proofErr w:type="gramEnd"/>
-      <w:r>
-        <w:t xml:space="preserve"> y </w:t>
-      </w:r>
-      <w:proofErr w:type="gramStart"/>
-      <w:r>
-        <w:t>cualesquiera tipo</w:t>
-      </w:r>
-      <w:proofErr w:type="gramEnd"/>
-      <w:r>
-        <w:t xml:space="preserve"> de dato almacenable</w:t>
+      <w:r>
+        <w:t>enlaces,</w:t>
+      </w:r>
+      <w:r>
+        <w:t xml:space="preserve"> y cualesquiera tipo de dato almacenable</w:t>
       </w:r>
     </w:p>
     <w:p>
@@ -670,11 +658,9 @@
       <w:r>
         <w:t xml:space="preserve">los registros se conforma de campos. a </w:t>
       </w:r>
-      <w:proofErr w:type="gramStart"/>
-      <w:r>
-        <w:t>continuación ,</w:t>
-      </w:r>
-      <w:proofErr w:type="gramEnd"/>
+      <w:r>
+        <w:t>continuación,</w:t>
+      </w:r>
       <w:r>
         <w:t xml:space="preserve"> se describe cada elemento:</w:t>
       </w:r>
@@ -690,19 +676,15 @@
       <w:r>
         <w:t xml:space="preserve">Tablas.: son los contenedores de </w:t>
       </w:r>
-      <w:proofErr w:type="gramStart"/>
-      <w:r>
-        <w:t>información .</w:t>
-      </w:r>
-      <w:proofErr w:type="gramEnd"/>
+      <w:r>
+        <w:t>información.</w:t>
+      </w:r>
       <w:r>
         <w:t xml:space="preserve"> son únicos y guardan los datos de un mismo </w:t>
       </w:r>
-      <w:proofErr w:type="gramStart"/>
-      <w:r>
-        <w:t>tipo</w:t>
-      </w:r>
-      <w:proofErr w:type="gramEnd"/>
+      <w:r>
+        <w:t>tipo,</w:t>
+      </w:r>
       <w:r>
         <w:t xml:space="preserve"> por ejemplo: productos, clientes, alumnos, calificaciones, ventas proveedores.</w:t>
       </w:r>
@@ -730,19 +712,15 @@
       <w:r>
         <w:t xml:space="preserve">Ejemplo: en una tabla de </w:t>
       </w:r>
-      <w:proofErr w:type="gramStart"/>
-      <w:r>
-        <w:t>alumnos ,</w:t>
-      </w:r>
-      <w:proofErr w:type="gramEnd"/>
+      <w:r>
+        <w:t>alumnos,</w:t>
+      </w:r>
       <w:r>
         <w:t xml:space="preserve"> un registro seria: clave del alumno, nombre, </w:t>
       </w:r>
-      <w:proofErr w:type="gramStart"/>
-      <w:r>
-        <w:t>carrera ,</w:t>
-      </w:r>
-      <w:proofErr w:type="gramEnd"/>
+      <w:r>
+        <w:t>carrera,</w:t>
+      </w:r>
       <w:r>
         <w:t xml:space="preserve"> grado, grupo, edad </w:t>
       </w:r>
@@ -756,22 +734,601 @@
         </w:numPr>
       </w:pPr>
       <w:r>
-        <w:t xml:space="preserve">Campos: es un dato único que por si mismo no da mucha información. necesita de otros datos para saber </w:t>
-      </w:r>
-      <w:proofErr w:type="spellStart"/>
-      <w:r>
-        <w:t>que</w:t>
-      </w:r>
-      <w:proofErr w:type="spellEnd"/>
-      <w:r>
-        <w:t xml:space="preserve"> información es. ejemplos: nombre, edad, precio, observaciones.</w:t>
-      </w:r>
+        <w:t>Campos: es un dato único que por si mismo no da mucha información. necesita de otros datos para sa</w:t>
+      </w:r>
+      <w:r>
+        <w:t xml:space="preserve">ber </w:t>
+      </w:r>
+      <w:r>
+        <w:t>qué información es. ejemplos: nombre, edad, precio, observaciones.</w:t>
+      </w:r>
+    </w:p>
+    <w:p>
+      <w:pPr>
+        <w:ind w:left="360"/>
+      </w:pPr>
+    </w:p>
+    <w:p>
+      <w:pPr>
+        <w:pStyle w:val="Prrafodelista"/>
+        <w:numPr>
+          <w:ilvl w:val="0"/>
+          <w:numId w:val="2"/>
+        </w:numPr>
+      </w:pPr>
+    </w:p>
+    <w:p/>
+    <w:p>
+      <w:pPr>
+        <w:ind w:left="360"/>
+      </w:pPr>
+    </w:p>
+    <w:p>
+      <w:r>
+        <w:br w:type="page"/>
+      </w:r>
+      <w:r>
+        <w:rPr>
+          <w:noProof/>
+        </w:rPr>
+        <w:lastRenderedPageBreak/>
+        <w:drawing>
+          <wp:inline distT="0" distB="0" distL="0" distR="0" wp14:anchorId="35E06CB8" wp14:editId="7DB7938D">
+            <wp:extent cx="2286790" cy="2409825"/>
+            <wp:effectExtent l="0" t="0" r="0" b="0"/>
+            <wp:docPr id="1056045737" name="Imagen 3"/>
+            <wp:cNvGraphicFramePr>
+              <a:graphicFrameLocks xmlns:a="http://schemas.openxmlformats.org/drawingml/2006/main" noChangeAspect="1"/>
+            </wp:cNvGraphicFramePr>
+            <a:graphic xmlns:a="http://schemas.openxmlformats.org/drawingml/2006/main">
+              <a:graphicData uri="http://schemas.openxmlformats.org/drawingml/2006/picture">
+                <pic:pic xmlns:pic="http://schemas.openxmlformats.org/drawingml/2006/picture">
+                  <pic:nvPicPr>
+                    <pic:cNvPr id="1920453684" name="Imagen 1920453684"/>
+                    <pic:cNvPicPr/>
+                  </pic:nvPicPr>
+                  <pic:blipFill>
+                    <a:blip r:embed="rId10">
+                      <a:extLst>
+                        <a:ext uri="{28A0092B-C50C-407E-A947-70E740481C1C}">
+                          <a14:useLocalDpi xmlns:a14="http://schemas.microsoft.com/office/drawing/2010/main" val="0"/>
+                        </a:ext>
+                      </a:extLst>
+                    </a:blip>
+                    <a:stretch>
+                      <a:fillRect/>
+                    </a:stretch>
+                  </pic:blipFill>
+                  <pic:spPr>
+                    <a:xfrm>
+                      <a:off x="0" y="0"/>
+                      <a:ext cx="2309902" cy="2434180"/>
+                    </a:xfrm>
+                    <a:prstGeom prst="rect">
+                      <a:avLst/>
+                    </a:prstGeom>
+                  </pic:spPr>
+                </pic:pic>
+              </a:graphicData>
+            </a:graphic>
+          </wp:inline>
+        </w:drawing>
+      </w:r>
+    </w:p>
+    <w:p>
+      <w:pPr>
+        <w:ind w:left="360"/>
+      </w:pPr>
+    </w:p>
+    <w:p/>
+    <w:p>
+      <w:pPr>
+        <w:spacing w:before="100" w:beforeAutospacing="1" w:after="100" w:afterAutospacing="1" w:line="240" w:lineRule="auto"/>
+        <w:jc w:val="both"/>
+        <w:rPr>
+          <w:rFonts w:ascii="Times New Roman" w:eastAsia="Times New Roman" w:hAnsi="Times New Roman" w:cs="Times New Roman"/>
+          <w:sz w:val="24"/>
+          <w:szCs w:val="24"/>
+          <w:lang w:eastAsia="es-MX"/>
+        </w:rPr>
+      </w:pPr>
+      <w:r>
+        <w:rPr>
+          <w:rFonts w:ascii="Times New Roman" w:eastAsia="Times New Roman" w:hAnsi="Times New Roman" w:cs="Times New Roman"/>
+          <w:sz w:val="24"/>
+          <w:szCs w:val="24"/>
+          <w:lang w:eastAsia="es-MX"/>
+        </w:rPr>
+        <w:t xml:space="preserve">La pantalla corresponde al módulo </w:t>
+      </w:r>
+      <w:r>
+        <w:rPr>
+          <w:rFonts w:ascii="Times New Roman" w:eastAsia="Times New Roman" w:hAnsi="Times New Roman" w:cs="Times New Roman"/>
+          <w:b/>
+          <w:bCs/>
+          <w:sz w:val="24"/>
+          <w:szCs w:val="24"/>
+          <w:lang w:eastAsia="es-MX"/>
+        </w:rPr>
+        <w:t>“Registro de Productos”</w:t>
+      </w:r>
+      <w:r>
+        <w:rPr>
+          <w:rFonts w:ascii="Times New Roman" w:eastAsia="Times New Roman" w:hAnsi="Times New Roman" w:cs="Times New Roman"/>
+          <w:sz w:val="24"/>
+          <w:szCs w:val="24"/>
+          <w:lang w:eastAsia="es-MX"/>
+        </w:rPr>
+        <w:t xml:space="preserve"> y tiene un diseño moderno con tonos rosa y blanco.</w:t>
+      </w:r>
+    </w:p>
+    <w:p>
+      <w:pPr>
+        <w:spacing w:before="100" w:beforeAutospacing="1" w:after="100" w:afterAutospacing="1" w:line="240" w:lineRule="auto"/>
+        <w:jc w:val="both"/>
+        <w:rPr>
+          <w:rFonts w:ascii="Times New Roman" w:eastAsia="Times New Roman" w:hAnsi="Times New Roman" w:cs="Times New Roman"/>
+          <w:sz w:val="24"/>
+          <w:szCs w:val="24"/>
+          <w:lang w:eastAsia="es-MX"/>
+        </w:rPr>
+      </w:pPr>
+      <w:r>
+        <w:rPr>
+          <w:rFonts w:ascii="Times New Roman" w:eastAsia="Times New Roman" w:hAnsi="Times New Roman" w:cs="Times New Roman"/>
+          <w:sz w:val="24"/>
+          <w:szCs w:val="24"/>
+          <w:lang w:eastAsia="es-MX"/>
+        </w:rPr>
+        <w:t>Elementos visibles:</w:t>
+      </w:r>
+    </w:p>
+    <w:p>
+      <w:pPr>
+        <w:numPr>
+          <w:ilvl w:val="0"/>
+          <w:numId w:val="3"/>
+        </w:numPr>
+        <w:spacing w:before="100" w:beforeAutospacing="1" w:after="100" w:afterAutospacing="1" w:line="240" w:lineRule="auto"/>
+        <w:rPr>
+          <w:rFonts w:ascii="Times New Roman" w:eastAsia="Times New Roman" w:hAnsi="Times New Roman" w:cs="Times New Roman"/>
+          <w:sz w:val="24"/>
+          <w:szCs w:val="24"/>
+          <w:lang w:eastAsia="es-MX"/>
+        </w:rPr>
+      </w:pPr>
+      <w:r>
+        <w:rPr>
+          <w:rFonts w:ascii="Times New Roman" w:eastAsia="Times New Roman" w:hAnsi="Times New Roman" w:cs="Times New Roman"/>
+          <w:sz w:val="24"/>
+          <w:szCs w:val="24"/>
+          <w:lang w:eastAsia="es-MX"/>
+        </w:rPr>
+        <w:t>En la parte superior aparece el título grande:</w:t>
+      </w:r>
+      <w:r>
+        <w:rPr>
+          <w:rFonts w:ascii="Times New Roman" w:eastAsia="Times New Roman" w:hAnsi="Times New Roman" w:cs="Times New Roman"/>
+          <w:sz w:val="24"/>
+          <w:szCs w:val="24"/>
+          <w:lang w:eastAsia="es-MX"/>
+        </w:rPr>
+        <w:br/>
+      </w:r>
+      <w:r>
+        <w:rPr>
+          <w:rFonts w:ascii="Times New Roman" w:eastAsia="Times New Roman" w:hAnsi="Times New Roman" w:cs="Times New Roman"/>
+          <w:b/>
+          <w:bCs/>
+          <w:sz w:val="24"/>
+          <w:szCs w:val="24"/>
+          <w:lang w:eastAsia="es-MX"/>
+        </w:rPr>
+        <w:t>“REGISTRO DE PRODUCTOS”</w:t>
+      </w:r>
+      <w:r>
+        <w:rPr>
+          <w:rFonts w:ascii="Times New Roman" w:eastAsia="Times New Roman" w:hAnsi="Times New Roman" w:cs="Times New Roman"/>
+          <w:sz w:val="24"/>
+          <w:szCs w:val="24"/>
+          <w:lang w:eastAsia="es-MX"/>
+        </w:rPr>
+        <w:br/>
+        <w:t xml:space="preserve">en color rosa fuerte y letras mayúsculas. </w:t>
+      </w:r>
+    </w:p>
+    <w:p>
+      <w:pPr>
+        <w:numPr>
+          <w:ilvl w:val="0"/>
+          <w:numId w:val="3"/>
+        </w:numPr>
+        <w:spacing w:before="100" w:beforeAutospacing="1" w:after="100" w:afterAutospacing="1" w:line="240" w:lineRule="auto"/>
+        <w:rPr>
+          <w:rFonts w:ascii="Times New Roman" w:eastAsia="Times New Roman" w:hAnsi="Times New Roman" w:cs="Times New Roman"/>
+          <w:sz w:val="24"/>
+          <w:szCs w:val="24"/>
+          <w:lang w:eastAsia="es-MX"/>
+        </w:rPr>
+      </w:pPr>
+      <w:r>
+        <w:rPr>
+          <w:rFonts w:ascii="Times New Roman" w:eastAsia="Times New Roman" w:hAnsi="Times New Roman" w:cs="Times New Roman"/>
+          <w:sz w:val="24"/>
+          <w:szCs w:val="24"/>
+          <w:lang w:eastAsia="es-MX"/>
+        </w:rPr>
+        <w:t xml:space="preserve">Debajo hay un formulario dentro de un recuadro gris claro. </w:t>
+      </w:r>
+    </w:p>
+    <w:p>
+      <w:pPr>
+        <w:numPr>
+          <w:ilvl w:val="0"/>
+          <w:numId w:val="3"/>
+        </w:numPr>
+        <w:spacing w:before="100" w:beforeAutospacing="1" w:after="100" w:afterAutospacing="1" w:line="240" w:lineRule="auto"/>
+        <w:rPr>
+          <w:rFonts w:ascii="Times New Roman" w:eastAsia="Times New Roman" w:hAnsi="Times New Roman" w:cs="Times New Roman"/>
+          <w:sz w:val="24"/>
+          <w:szCs w:val="24"/>
+          <w:lang w:eastAsia="es-MX"/>
+        </w:rPr>
+      </w:pPr>
+      <w:r>
+        <w:rPr>
+          <w:rFonts w:ascii="Times New Roman" w:eastAsia="Times New Roman" w:hAnsi="Times New Roman" w:cs="Times New Roman"/>
+          <w:sz w:val="24"/>
+          <w:szCs w:val="24"/>
+          <w:lang w:eastAsia="es-MX"/>
+        </w:rPr>
+        <w:t xml:space="preserve">El formulario contiene cuatro campos: </w:t>
+      </w:r>
+    </w:p>
+    <w:p>
+      <w:pPr>
+        <w:numPr>
+          <w:ilvl w:val="1"/>
+          <w:numId w:val="3"/>
+        </w:numPr>
+        <w:spacing w:before="100" w:beforeAutospacing="1" w:after="100" w:afterAutospacing="1" w:line="240" w:lineRule="auto"/>
+        <w:rPr>
+          <w:rFonts w:ascii="Times New Roman" w:eastAsia="Times New Roman" w:hAnsi="Times New Roman" w:cs="Times New Roman"/>
+          <w:sz w:val="24"/>
+          <w:szCs w:val="24"/>
+          <w:lang w:eastAsia="es-MX"/>
+        </w:rPr>
+      </w:pPr>
+      <w:r>
+        <w:rPr>
+          <w:rFonts w:ascii="Times New Roman" w:eastAsia="Times New Roman" w:hAnsi="Times New Roman" w:cs="Times New Roman"/>
+          <w:sz w:val="24"/>
+          <w:szCs w:val="24"/>
+          <w:lang w:eastAsia="es-MX"/>
+        </w:rPr>
+        <w:t xml:space="preserve">ID del Producto </w:t>
+      </w:r>
+    </w:p>
+    <w:p>
+      <w:pPr>
+        <w:numPr>
+          <w:ilvl w:val="1"/>
+          <w:numId w:val="3"/>
+        </w:numPr>
+        <w:spacing w:before="100" w:beforeAutospacing="1" w:after="100" w:afterAutospacing="1" w:line="240" w:lineRule="auto"/>
+        <w:rPr>
+          <w:rFonts w:ascii="Times New Roman" w:eastAsia="Times New Roman" w:hAnsi="Times New Roman" w:cs="Times New Roman"/>
+          <w:sz w:val="24"/>
+          <w:szCs w:val="24"/>
+          <w:lang w:eastAsia="es-MX"/>
+        </w:rPr>
+      </w:pPr>
+      <w:r>
+        <w:rPr>
+          <w:rFonts w:ascii="Times New Roman" w:eastAsia="Times New Roman" w:hAnsi="Times New Roman" w:cs="Times New Roman"/>
+          <w:sz w:val="24"/>
+          <w:szCs w:val="24"/>
+          <w:lang w:eastAsia="es-MX"/>
+        </w:rPr>
+        <w:t xml:space="preserve">Descripción </w:t>
+      </w:r>
+    </w:p>
+    <w:p>
+      <w:pPr>
+        <w:numPr>
+          <w:ilvl w:val="1"/>
+          <w:numId w:val="3"/>
+        </w:numPr>
+        <w:spacing w:before="100" w:beforeAutospacing="1" w:after="100" w:afterAutospacing="1" w:line="240" w:lineRule="auto"/>
+        <w:rPr>
+          <w:rFonts w:ascii="Times New Roman" w:eastAsia="Times New Roman" w:hAnsi="Times New Roman" w:cs="Times New Roman"/>
+          <w:sz w:val="24"/>
+          <w:szCs w:val="24"/>
+          <w:lang w:eastAsia="es-MX"/>
+        </w:rPr>
+      </w:pPr>
+      <w:r>
+        <w:rPr>
+          <w:rFonts w:ascii="Times New Roman" w:eastAsia="Times New Roman" w:hAnsi="Times New Roman" w:cs="Times New Roman"/>
+          <w:sz w:val="24"/>
+          <w:szCs w:val="24"/>
+          <w:lang w:eastAsia="es-MX"/>
+        </w:rPr>
+        <w:t xml:space="preserve">Precio </w:t>
+      </w:r>
+    </w:p>
+    <w:p>
+      <w:pPr>
+        <w:numPr>
+          <w:ilvl w:val="1"/>
+          <w:numId w:val="3"/>
+        </w:numPr>
+        <w:spacing w:before="100" w:beforeAutospacing="1" w:after="100" w:afterAutospacing="1" w:line="240" w:lineRule="auto"/>
+        <w:rPr>
+          <w:rFonts w:ascii="Times New Roman" w:eastAsia="Times New Roman" w:hAnsi="Times New Roman" w:cs="Times New Roman"/>
+          <w:sz w:val="24"/>
+          <w:szCs w:val="24"/>
+          <w:lang w:eastAsia="es-MX"/>
+        </w:rPr>
+      </w:pPr>
+      <w:r>
+        <w:rPr>
+          <w:rFonts w:ascii="Times New Roman" w:eastAsia="Times New Roman" w:hAnsi="Times New Roman" w:cs="Times New Roman"/>
+          <w:sz w:val="24"/>
+          <w:szCs w:val="24"/>
+          <w:lang w:eastAsia="es-MX"/>
+        </w:rPr>
+        <w:t xml:space="preserve">Categoría </w:t>
+      </w:r>
+    </w:p>
+    <w:p>
+      <w:pPr>
+        <w:numPr>
+          <w:ilvl w:val="0"/>
+          <w:numId w:val="3"/>
+        </w:numPr>
+        <w:spacing w:before="100" w:beforeAutospacing="1" w:after="100" w:afterAutospacing="1" w:line="240" w:lineRule="auto"/>
+        <w:rPr>
+          <w:rFonts w:ascii="Times New Roman" w:eastAsia="Times New Roman" w:hAnsi="Times New Roman" w:cs="Times New Roman"/>
+          <w:sz w:val="24"/>
+          <w:szCs w:val="24"/>
+          <w:lang w:eastAsia="es-MX"/>
+        </w:rPr>
+      </w:pPr>
+      <w:r>
+        <w:rPr>
+          <w:rFonts w:ascii="Times New Roman" w:eastAsia="Times New Roman" w:hAnsi="Times New Roman" w:cs="Times New Roman"/>
+          <w:sz w:val="24"/>
+          <w:szCs w:val="24"/>
+          <w:lang w:eastAsia="es-MX"/>
+        </w:rPr>
+        <w:t xml:space="preserve">Cada campo tiene: </w:t>
+      </w:r>
+    </w:p>
+    <w:p>
+      <w:pPr>
+        <w:numPr>
+          <w:ilvl w:val="1"/>
+          <w:numId w:val="3"/>
+        </w:numPr>
+        <w:spacing w:before="100" w:beforeAutospacing="1" w:after="100" w:afterAutospacing="1" w:line="240" w:lineRule="auto"/>
+        <w:rPr>
+          <w:rFonts w:ascii="Times New Roman" w:eastAsia="Times New Roman" w:hAnsi="Times New Roman" w:cs="Times New Roman"/>
+          <w:sz w:val="24"/>
+          <w:szCs w:val="24"/>
+          <w:lang w:eastAsia="es-MX"/>
+        </w:rPr>
+      </w:pPr>
+      <w:r>
+        <w:rPr>
+          <w:rFonts w:ascii="Times New Roman" w:eastAsia="Times New Roman" w:hAnsi="Times New Roman" w:cs="Times New Roman"/>
+          <w:sz w:val="24"/>
+          <w:szCs w:val="24"/>
+          <w:lang w:eastAsia="es-MX"/>
+        </w:rPr>
+        <w:t xml:space="preserve">una etiqueta en color rosa </w:t>
+      </w:r>
+    </w:p>
+    <w:p>
+      <w:pPr>
+        <w:numPr>
+          <w:ilvl w:val="1"/>
+          <w:numId w:val="3"/>
+        </w:numPr>
+        <w:spacing w:before="100" w:beforeAutospacing="1" w:after="100" w:afterAutospacing="1" w:line="240" w:lineRule="auto"/>
+        <w:rPr>
+          <w:rFonts w:ascii="Times New Roman" w:eastAsia="Times New Roman" w:hAnsi="Times New Roman" w:cs="Times New Roman"/>
+          <w:sz w:val="24"/>
+          <w:szCs w:val="24"/>
+          <w:lang w:eastAsia="es-MX"/>
+        </w:rPr>
+      </w:pPr>
+      <w:r>
+        <w:rPr>
+          <w:rFonts w:ascii="Times New Roman" w:eastAsia="Times New Roman" w:hAnsi="Times New Roman" w:cs="Times New Roman"/>
+          <w:sz w:val="24"/>
+          <w:szCs w:val="24"/>
+          <w:lang w:eastAsia="es-MX"/>
+        </w:rPr>
+        <w:t xml:space="preserve">una caja de texto rectangular color rosa muy claro. </w:t>
+      </w:r>
+    </w:p>
+    <w:p>
+      <w:pPr>
+        <w:numPr>
+          <w:ilvl w:val="0"/>
+          <w:numId w:val="3"/>
+        </w:numPr>
+        <w:spacing w:before="100" w:beforeAutospacing="1" w:after="100" w:afterAutospacing="1" w:line="240" w:lineRule="auto"/>
+        <w:rPr>
+          <w:rFonts w:ascii="Times New Roman" w:eastAsia="Times New Roman" w:hAnsi="Times New Roman" w:cs="Times New Roman"/>
+          <w:sz w:val="24"/>
+          <w:szCs w:val="24"/>
+          <w:lang w:eastAsia="es-MX"/>
+        </w:rPr>
+      </w:pPr>
+      <w:r>
+        <w:rPr>
+          <w:rFonts w:ascii="Times New Roman" w:eastAsia="Times New Roman" w:hAnsi="Times New Roman" w:cs="Times New Roman"/>
+          <w:sz w:val="24"/>
+          <w:szCs w:val="24"/>
+          <w:lang w:eastAsia="es-MX"/>
+        </w:rPr>
+        <w:t>En la parte inferior se encuentra un botón grande color rosa intenso con texto blanco que dice:</w:t>
+      </w:r>
+      <w:r>
+        <w:rPr>
+          <w:rFonts w:ascii="Times New Roman" w:eastAsia="Times New Roman" w:hAnsi="Times New Roman" w:cs="Times New Roman"/>
+          <w:sz w:val="24"/>
+          <w:szCs w:val="24"/>
+          <w:lang w:eastAsia="es-MX"/>
+        </w:rPr>
+        <w:br/>
+      </w:r>
+      <w:r>
+        <w:rPr>
+          <w:rFonts w:ascii="Times New Roman" w:eastAsia="Times New Roman" w:hAnsi="Times New Roman" w:cs="Times New Roman"/>
+          <w:b/>
+          <w:bCs/>
+          <w:sz w:val="24"/>
+          <w:szCs w:val="24"/>
+          <w:lang w:eastAsia="es-MX"/>
+        </w:rPr>
+        <w:t>“GUARDAR PRODUCTO”</w:t>
+      </w:r>
+      <w:r>
+        <w:rPr>
+          <w:rFonts w:ascii="Times New Roman" w:eastAsia="Times New Roman" w:hAnsi="Times New Roman" w:cs="Times New Roman"/>
+          <w:sz w:val="24"/>
+          <w:szCs w:val="24"/>
+          <w:lang w:eastAsia="es-MX"/>
+        </w:rPr>
+        <w:t xml:space="preserve"> </w:t>
+      </w:r>
+    </w:p>
+    <w:p>
+      <w:pPr>
+        <w:spacing w:before="100" w:beforeAutospacing="1" w:after="100" w:afterAutospacing="1" w:line="240" w:lineRule="auto"/>
+        <w:rPr>
+          <w:rFonts w:ascii="Times New Roman" w:eastAsia="Times New Roman" w:hAnsi="Times New Roman" w:cs="Times New Roman"/>
+          <w:sz w:val="24"/>
+          <w:szCs w:val="24"/>
+          <w:lang w:eastAsia="es-MX"/>
+        </w:rPr>
+      </w:pPr>
+      <w:r>
+        <w:rPr>
+          <w:rFonts w:ascii="Times New Roman" w:eastAsia="Times New Roman" w:hAnsi="Times New Roman" w:cs="Times New Roman"/>
+          <w:sz w:val="24"/>
+          <w:szCs w:val="24"/>
+          <w:lang w:eastAsia="es-MX"/>
+        </w:rPr>
+        <w:t>El diseño transmite:</w:t>
+      </w:r>
+    </w:p>
+    <w:p>
+      <w:pPr>
+        <w:numPr>
+          <w:ilvl w:val="0"/>
+          <w:numId w:val="4"/>
+        </w:numPr>
+        <w:spacing w:before="100" w:beforeAutospacing="1" w:after="100" w:afterAutospacing="1" w:line="240" w:lineRule="auto"/>
+        <w:rPr>
+          <w:rFonts w:ascii="Times New Roman" w:eastAsia="Times New Roman" w:hAnsi="Times New Roman" w:cs="Times New Roman"/>
+          <w:sz w:val="24"/>
+          <w:szCs w:val="24"/>
+          <w:lang w:eastAsia="es-MX"/>
+        </w:rPr>
+      </w:pPr>
+      <w:r>
+        <w:rPr>
+          <w:rFonts w:ascii="Times New Roman" w:eastAsia="Times New Roman" w:hAnsi="Times New Roman" w:cs="Times New Roman"/>
+          <w:sz w:val="24"/>
+          <w:szCs w:val="24"/>
+          <w:lang w:eastAsia="es-MX"/>
+        </w:rPr>
+        <w:t xml:space="preserve">estilo femenino y moderno </w:t>
+      </w:r>
+    </w:p>
+    <w:p>
+      <w:pPr>
+        <w:numPr>
+          <w:ilvl w:val="0"/>
+          <w:numId w:val="4"/>
+        </w:numPr>
+        <w:spacing w:before="100" w:beforeAutospacing="1" w:after="100" w:afterAutospacing="1" w:line="240" w:lineRule="auto"/>
+        <w:rPr>
+          <w:rFonts w:ascii="Times New Roman" w:eastAsia="Times New Roman" w:hAnsi="Times New Roman" w:cs="Times New Roman"/>
+          <w:sz w:val="24"/>
+          <w:szCs w:val="24"/>
+          <w:lang w:eastAsia="es-MX"/>
+        </w:rPr>
+      </w:pPr>
+      <w:r>
+        <w:rPr>
+          <w:rFonts w:ascii="Times New Roman" w:eastAsia="Times New Roman" w:hAnsi="Times New Roman" w:cs="Times New Roman"/>
+          <w:sz w:val="24"/>
+          <w:szCs w:val="24"/>
+          <w:lang w:eastAsia="es-MX"/>
+        </w:rPr>
+        <w:t xml:space="preserve">interfaz limpia y ordenada </w:t>
+      </w:r>
+    </w:p>
+    <w:p>
+      <w:pPr>
+        <w:numPr>
+          <w:ilvl w:val="0"/>
+          <w:numId w:val="4"/>
+        </w:numPr>
+        <w:spacing w:before="100" w:beforeAutospacing="1" w:after="100" w:afterAutospacing="1" w:line="240" w:lineRule="auto"/>
+        <w:rPr>
+          <w:rFonts w:ascii="Times New Roman" w:eastAsia="Times New Roman" w:hAnsi="Times New Roman" w:cs="Times New Roman"/>
+          <w:sz w:val="24"/>
+          <w:szCs w:val="24"/>
+          <w:lang w:eastAsia="es-MX"/>
+        </w:rPr>
+      </w:pPr>
+      <w:r>
+        <w:rPr>
+          <w:rFonts w:ascii="Times New Roman" w:eastAsia="Times New Roman" w:hAnsi="Times New Roman" w:cs="Times New Roman"/>
+          <w:sz w:val="24"/>
+          <w:szCs w:val="24"/>
+          <w:lang w:eastAsia="es-MX"/>
+        </w:rPr>
+        <w:t xml:space="preserve">apariencia de sistema administrativo escolar o comercial sencillo. </w:t>
+      </w:r>
+    </w:p>
+    <w:p>
+      <w:pPr>
+        <w:spacing w:before="100" w:beforeAutospacing="1" w:after="100" w:afterAutospacing="1" w:line="240" w:lineRule="auto"/>
+        <w:rPr>
+          <w:rFonts w:ascii="Times New Roman" w:eastAsia="Times New Roman" w:hAnsi="Times New Roman" w:cs="Times New Roman"/>
+          <w:sz w:val="24"/>
+          <w:szCs w:val="24"/>
+          <w:lang w:eastAsia="es-MX"/>
+        </w:rPr>
+      </w:pPr>
+      <w:r>
+        <w:rPr>
+          <w:rFonts w:ascii="Times New Roman" w:eastAsia="Times New Roman" w:hAnsi="Times New Roman" w:cs="Times New Roman"/>
+          <w:sz w:val="24"/>
+          <w:szCs w:val="24"/>
+          <w:lang w:eastAsia="es-MX"/>
+        </w:rPr>
+        <w:lastRenderedPageBreak/>
+        <w:t>La ventana parece estar destinada al registro de productos de ropa dentro de un software de punto de venta.</w:t>
+      </w:r>
+    </w:p>
+    <w:p>
+      <w:pPr>
+        <w:ind w:left="360"/>
+      </w:pPr>
     </w:p>
     <w:sectPr>
-      <w:headerReference w:type="even" r:id="rId10"/>
-      <w:headerReference w:type="default" r:id="rId11"/>
-      <w:footerReference w:type="default" r:id="rId12"/>
-      <w:headerReference w:type="first" r:id="rId13"/>
+      <w:headerReference w:type="even" r:id="rId11"/>
+      <w:headerReference w:type="default" r:id="rId12"/>
+      <w:footerReference w:type="default" r:id="rId13"/>
+      <w:headerReference w:type="first" r:id="rId14"/>
       <w:pgSz w:w="12240" w:h="15840"/>
       <w:pgMar w:top="1417" w:right="1701" w:bottom="1417" w:left="1701" w:header="708" w:footer="708" w:gutter="0"/>
       <w:cols w:space="708"/>
@@ -848,6 +1405,7 @@
             <w:dataBinding w:prefixMappings="xmlns:ns0='http://purl.org/dc/elements/1.1/' xmlns:ns1='http://schemas.openxmlformats.org/package/2006/metadata/core-properties' " w:xpath="/ns1:coreProperties[1]/ns0:creator[1]" w:storeItemID="{6C3C8BC8-F283-45AE-878A-BAB7291924A1}"/>
             <w:text/>
           </w:sdtPr>
+          <w:sdtEndPr/>
           <w:sdtContent>
             <w:p>
               <w:pPr>
@@ -1075,6 +1633,7 @@
               <w:dataBinding w:prefixMappings="xmlns:ns0='http://purl.org/dc/elements/1.1/' xmlns:ns1='http://schemas.openxmlformats.org/package/2006/metadata/core-properties' " w:xpath="/ns1:coreProperties[1]/ns0:title[1]" w:storeItemID="{6C3C8BC8-F283-45AE-878A-BAB7291924A1}"/>
               <w:text/>
             </w:sdtPr>
+            <w:sdtEndPr/>
             <w:sdtContent>
               <w:r>
                 <w:rPr>
@@ -1295,6 +1854,155 @@
     </w:lvl>
   </w:abstractNum>
   <w:abstractNum w:abstractNumId="1" w15:restartNumberingAfterBreak="0">
+    <w:nsid w:val="4F8F5AD2"/>
+    <w:multiLevelType w:val="multilevel"/>
+    <w:tmpl w:val="0B8EA1F2"/>
+    <w:lvl w:ilvl="0">
+      <w:start w:val="1"/>
+      <w:numFmt w:val="bullet"/>
+      <w:lvlText w:val=""/>
+      <w:lvlJc w:val="left"/>
+      <w:pPr>
+        <w:tabs>
+          <w:tab w:val="num" w:pos="720"/>
+        </w:tabs>
+        <w:ind w:left="720" w:hanging="360"/>
+      </w:pPr>
+      <w:rPr>
+        <w:rFonts w:ascii="Symbol" w:hAnsi="Symbol" w:hint="default"/>
+        <w:sz w:val="20"/>
+      </w:rPr>
+    </w:lvl>
+    <w:lvl w:ilvl="1">
+      <w:start w:val="1"/>
+      <w:numFmt w:val="bullet"/>
+      <w:lvlText w:val="o"/>
+      <w:lvlJc w:val="left"/>
+      <w:pPr>
+        <w:tabs>
+          <w:tab w:val="num" w:pos="1440"/>
+        </w:tabs>
+        <w:ind w:left="1440" w:hanging="360"/>
+      </w:pPr>
+      <w:rPr>
+        <w:rFonts w:ascii="Courier New" w:hAnsi="Courier New" w:hint="default"/>
+        <w:sz w:val="20"/>
+      </w:rPr>
+    </w:lvl>
+    <w:lvl w:ilvl="2" w:tentative="1">
+      <w:start w:val="1"/>
+      <w:numFmt w:val="bullet"/>
+      <w:lvlText w:val=""/>
+      <w:lvlJc w:val="left"/>
+      <w:pPr>
+        <w:tabs>
+          <w:tab w:val="num" w:pos="2160"/>
+        </w:tabs>
+        <w:ind w:left="2160" w:hanging="360"/>
+      </w:pPr>
+      <w:rPr>
+        <w:rFonts w:ascii="Wingdings" w:hAnsi="Wingdings" w:hint="default"/>
+        <w:sz w:val="20"/>
+      </w:rPr>
+    </w:lvl>
+    <w:lvl w:ilvl="3" w:tentative="1">
+      <w:start w:val="1"/>
+      <w:numFmt w:val="bullet"/>
+      <w:lvlText w:val=""/>
+      <w:lvlJc w:val="left"/>
+      <w:pPr>
+        <w:tabs>
+          <w:tab w:val="num" w:pos="2880"/>
+        </w:tabs>
+        <w:ind w:left="2880" w:hanging="360"/>
+      </w:pPr>
+      <w:rPr>
+        <w:rFonts w:ascii="Wingdings" w:hAnsi="Wingdings" w:hint="default"/>
+        <w:sz w:val="20"/>
+      </w:rPr>
+    </w:lvl>
+    <w:lvl w:ilvl="4" w:tentative="1">
+      <w:start w:val="1"/>
+      <w:numFmt w:val="bullet"/>
+      <w:lvlText w:val=""/>
+      <w:lvlJc w:val="left"/>
+      <w:pPr>
+        <w:tabs>
+          <w:tab w:val="num" w:pos="3600"/>
+        </w:tabs>
+        <w:ind w:left="3600" w:hanging="360"/>
+      </w:pPr>
+      <w:rPr>
+        <w:rFonts w:ascii="Wingdings" w:hAnsi="Wingdings" w:hint="default"/>
+        <w:sz w:val="20"/>
+      </w:rPr>
+    </w:lvl>
+    <w:lvl w:ilvl="5" w:tentative="1">
+      <w:start w:val="1"/>
+      <w:numFmt w:val="bullet"/>
+      <w:lvlText w:val=""/>
+      <w:lvlJc w:val="left"/>
+      <w:pPr>
+        <w:tabs>
+          <w:tab w:val="num" w:pos="4320"/>
+        </w:tabs>
+        <w:ind w:left="4320" w:hanging="360"/>
+      </w:pPr>
+      <w:rPr>
+        <w:rFonts w:ascii="Wingdings" w:hAnsi="Wingdings" w:hint="default"/>
+        <w:sz w:val="20"/>
+      </w:rPr>
+    </w:lvl>
+    <w:lvl w:ilvl="6" w:tentative="1">
+      <w:start w:val="1"/>
+      <w:numFmt w:val="bullet"/>
+      <w:lvlText w:val=""/>
+      <w:lvlJc w:val="left"/>
+      <w:pPr>
+        <w:tabs>
+          <w:tab w:val="num" w:pos="5040"/>
+        </w:tabs>
+        <w:ind w:left="5040" w:hanging="360"/>
+      </w:pPr>
+      <w:rPr>
+        <w:rFonts w:ascii="Wingdings" w:hAnsi="Wingdings" w:hint="default"/>
+        <w:sz w:val="20"/>
+      </w:rPr>
+    </w:lvl>
+    <w:lvl w:ilvl="7" w:tentative="1">
+      <w:start w:val="1"/>
+      <w:numFmt w:val="bullet"/>
+      <w:lvlText w:val=""/>
+      <w:lvlJc w:val="left"/>
+      <w:pPr>
+        <w:tabs>
+          <w:tab w:val="num" w:pos="5760"/>
+        </w:tabs>
+        <w:ind w:left="5760" w:hanging="360"/>
+      </w:pPr>
+      <w:rPr>
+        <w:rFonts w:ascii="Wingdings" w:hAnsi="Wingdings" w:hint="default"/>
+        <w:sz w:val="20"/>
+      </w:rPr>
+    </w:lvl>
+    <w:lvl w:ilvl="8" w:tentative="1">
+      <w:start w:val="1"/>
+      <w:numFmt w:val="bullet"/>
+      <w:lvlText w:val=""/>
+      <w:lvlJc w:val="left"/>
+      <w:pPr>
+        <w:tabs>
+          <w:tab w:val="num" w:pos="6480"/>
+        </w:tabs>
+        <w:ind w:left="6480" w:hanging="360"/>
+      </w:pPr>
+      <w:rPr>
+        <w:rFonts w:ascii="Wingdings" w:hAnsi="Wingdings" w:hint="default"/>
+        <w:sz w:val="20"/>
+      </w:rPr>
+    </w:lvl>
+  </w:abstractNum>
+  <w:abstractNum w:abstractNumId="2" w15:restartNumberingAfterBreak="0">
     <w:nsid w:val="50D83ED7"/>
     <w:multiLevelType w:val="multilevel"/>
     <w:tmpl w:val="DDB042D8"/>
@@ -1443,11 +2151,166 @@
       </w:rPr>
     </w:lvl>
   </w:abstractNum>
+  <w:abstractNum w:abstractNumId="3" w15:restartNumberingAfterBreak="0">
+    <w:nsid w:val="7B5843D3"/>
+    <w:multiLevelType w:val="multilevel"/>
+    <w:tmpl w:val="6A6658AE"/>
+    <w:lvl w:ilvl="0">
+      <w:start w:val="1"/>
+      <w:numFmt w:val="bullet"/>
+      <w:lvlText w:val=""/>
+      <w:lvlJc w:val="left"/>
+      <w:pPr>
+        <w:tabs>
+          <w:tab w:val="num" w:pos="720"/>
+        </w:tabs>
+        <w:ind w:left="720" w:hanging="360"/>
+      </w:pPr>
+      <w:rPr>
+        <w:rFonts w:ascii="Symbol" w:hAnsi="Symbol" w:hint="default"/>
+        <w:sz w:val="20"/>
+      </w:rPr>
+    </w:lvl>
+    <w:lvl w:ilvl="1" w:tentative="1">
+      <w:start w:val="1"/>
+      <w:numFmt w:val="bullet"/>
+      <w:lvlText w:val="o"/>
+      <w:lvlJc w:val="left"/>
+      <w:pPr>
+        <w:tabs>
+          <w:tab w:val="num" w:pos="1440"/>
+        </w:tabs>
+        <w:ind w:left="1440" w:hanging="360"/>
+      </w:pPr>
+      <w:rPr>
+        <w:rFonts w:ascii="Courier New" w:hAnsi="Courier New" w:hint="default"/>
+        <w:sz w:val="20"/>
+      </w:rPr>
+    </w:lvl>
+    <w:lvl w:ilvl="2" w:tentative="1">
+      <w:start w:val="1"/>
+      <w:numFmt w:val="bullet"/>
+      <w:lvlText w:val=""/>
+      <w:lvlJc w:val="left"/>
+      <w:pPr>
+        <w:tabs>
+          <w:tab w:val="num" w:pos="2160"/>
+        </w:tabs>
+        <w:ind w:left="2160" w:hanging="360"/>
+      </w:pPr>
+      <w:rPr>
+        <w:rFonts w:ascii="Wingdings" w:hAnsi="Wingdings" w:hint="default"/>
+        <w:sz w:val="20"/>
+      </w:rPr>
+    </w:lvl>
+    <w:lvl w:ilvl="3" w:tentative="1">
+      <w:start w:val="1"/>
+      <w:numFmt w:val="bullet"/>
+      <w:lvlText w:val=""/>
+      <w:lvlJc w:val="left"/>
+      <w:pPr>
+        <w:tabs>
+          <w:tab w:val="num" w:pos="2880"/>
+        </w:tabs>
+        <w:ind w:left="2880" w:hanging="360"/>
+      </w:pPr>
+      <w:rPr>
+        <w:rFonts w:ascii="Wingdings" w:hAnsi="Wingdings" w:hint="default"/>
+        <w:sz w:val="20"/>
+      </w:rPr>
+    </w:lvl>
+    <w:lvl w:ilvl="4" w:tentative="1">
+      <w:start w:val="1"/>
+      <w:numFmt w:val="bullet"/>
+      <w:lvlText w:val=""/>
+      <w:lvlJc w:val="left"/>
+      <w:pPr>
+        <w:tabs>
+          <w:tab w:val="num" w:pos="3600"/>
+        </w:tabs>
+        <w:ind w:left="3600" w:hanging="360"/>
+      </w:pPr>
+      <w:rPr>
+        <w:rFonts w:ascii="Wingdings" w:hAnsi="Wingdings" w:hint="default"/>
+        <w:sz w:val="20"/>
+      </w:rPr>
+    </w:lvl>
+    <w:lvl w:ilvl="5" w:tentative="1">
+      <w:start w:val="1"/>
+      <w:numFmt w:val="bullet"/>
+      <w:lvlText w:val=""/>
+      <w:lvlJc w:val="left"/>
+      <w:pPr>
+        <w:tabs>
+          <w:tab w:val="num" w:pos="4320"/>
+        </w:tabs>
+        <w:ind w:left="4320" w:hanging="360"/>
+      </w:pPr>
+      <w:rPr>
+        <w:rFonts w:ascii="Wingdings" w:hAnsi="Wingdings" w:hint="default"/>
+        <w:sz w:val="20"/>
+      </w:rPr>
+    </w:lvl>
+    <w:lvl w:ilvl="6" w:tentative="1">
+      <w:start w:val="1"/>
+      <w:numFmt w:val="bullet"/>
+      <w:lvlText w:val=""/>
+      <w:lvlJc w:val="left"/>
+      <w:pPr>
+        <w:tabs>
+          <w:tab w:val="num" w:pos="5040"/>
+        </w:tabs>
+        <w:ind w:left="5040" w:hanging="360"/>
+      </w:pPr>
+      <w:rPr>
+        <w:rFonts w:ascii="Wingdings" w:hAnsi="Wingdings" w:hint="default"/>
+        <w:sz w:val="20"/>
+      </w:rPr>
+    </w:lvl>
+    <w:lvl w:ilvl="7" w:tentative="1">
+      <w:start w:val="1"/>
+      <w:numFmt w:val="bullet"/>
+      <w:lvlText w:val=""/>
+      <w:lvlJc w:val="left"/>
+      <w:pPr>
+        <w:tabs>
+          <w:tab w:val="num" w:pos="5760"/>
+        </w:tabs>
+        <w:ind w:left="5760" w:hanging="360"/>
+      </w:pPr>
+      <w:rPr>
+        <w:rFonts w:ascii="Wingdings" w:hAnsi="Wingdings" w:hint="default"/>
+        <w:sz w:val="20"/>
+      </w:rPr>
+    </w:lvl>
+    <w:lvl w:ilvl="8" w:tentative="1">
+      <w:start w:val="1"/>
+      <w:numFmt w:val="bullet"/>
+      <w:lvlText w:val=""/>
+      <w:lvlJc w:val="left"/>
+      <w:pPr>
+        <w:tabs>
+          <w:tab w:val="num" w:pos="6480"/>
+        </w:tabs>
+        <w:ind w:left="6480" w:hanging="360"/>
+      </w:pPr>
+      <w:rPr>
+        <w:rFonts w:ascii="Wingdings" w:hAnsi="Wingdings" w:hint="default"/>
+        <w:sz w:val="20"/>
+      </w:rPr>
+    </w:lvl>
+  </w:abstractNum>
   <w:num w:numId="1" w16cid:durableId="539512526">
-    <w:abstractNumId w:val="1"/>
+    <w:abstractNumId w:val="2"/>
   </w:num>
   <w:num w:numId="2" w16cid:durableId="2009866856">
     <w:abstractNumId w:val="0"/>
+  </w:num>
+  <w:num w:numId="3" w16cid:durableId="411124042">
+    <w:abstractNumId w:val="1"/>
+  </w:num>
+  <w:num w:numId="4" w16cid:durableId="978876937">
+    <w:abstractNumId w:val="3"/>
   </w:num>
 </w:numbering>
 </file>
@@ -2212,6 +3075,18 @@
     <w:pitch w:val="variable"/>
     <w:sig w:usb0="800002E7" w:usb1="2AC7FCFF" w:usb2="00000012" w:usb3="00000000" w:csb0="0002009F" w:csb1="00000000"/>
   </w:font>
+  <w:font w:name="Aptos">
+    <w:charset w:val="00"/>
+    <w:family w:val="swiss"/>
+    <w:pitch w:val="variable"/>
+    <w:sig w:usb0="20000287" w:usb1="00000003" w:usb2="00000000" w:usb3="00000000" w:csb0="0000019F" w:csb1="00000000"/>
+  </w:font>
+  <w:font w:name="Aptos Display">
+    <w:charset w:val="00"/>
+    <w:family w:val="swiss"/>
+    <w:pitch w:val="variable"/>
+    <w:sig w:usb0="20000287" w:usb1="00000003" w:usb2="00000000" w:usb3="00000000" w:csb0="0000019F" w:csb1="00000000"/>
+  </w:font>
 </w:fonts>
 </file>
 
@@ -2237,9 +3112,11 @@
     <w:rsid w:val="0028048A"/>
     <w:rsid w:val="002C5C2B"/>
     <w:rsid w:val="005D4E07"/>
+    <w:rsid w:val="00A150B5"/>
     <w:rsid w:val="00A50BA5"/>
     <w:rsid w:val="00C26F1A"/>
     <w:rsid w:val="00D2311E"/>
+    <w:rsid w:val="00ED3625"/>
   </w:rsids>
   <m:mathPr>
     <m:mathFont m:val="Cambria Math"/>

--- a/MANUAL DE IMPLEMENTACION ABIGAIL.docx
+++ b/MANUAL DE IMPLEMENTACION ABIGAIL.docx
@@ -1,6 +1,6 @@
 
 <file path=word/document.xml><?xml version="1.0" encoding="utf-8"?>
-<w:document xmlns:wpc="http://schemas.microsoft.com/office/word/2010/wordprocessingCanvas" xmlns:cx="http://schemas.microsoft.com/office/drawing/2014/chartex" xmlns:cx1="http://schemas.microsoft.com/office/drawing/2015/9/8/chartex" xmlns:cx2="http://schemas.microsoft.com/office/drawing/2015/10/21/chartex" xmlns:cx3="http://schemas.microsoft.com/office/drawing/2016/5/9/chartex" xmlns:cx4="http://schemas.microsoft.com/office/drawing/2016/5/10/chartex" xmlns:cx5="http://schemas.microsoft.com/office/drawing/2016/5/11/chartex" xmlns:cx6="http://schemas.microsoft.com/office/drawing/2016/5/12/chartex" xmlns:cx7="http://schemas.microsoft.com/office/drawing/2016/5/13/chartex" xmlns:cx8="http://schemas.microsoft.com/office/drawing/2016/5/14/chartex" xmlns:mc="http://schemas.openxmlformats.org/markup-compatibility/2006" xmlns:aink="http://schemas.microsoft.com/office/drawing/2016/ink" xmlns:am3d="http://schemas.microsoft.com/office/drawing/2017/model3d" xmlns:o="urn:schemas-microsoft-com:office:office" xmlns:oel="http://schemas.microsoft.com/office/2019/extlst" xmlns:r="http://schemas.openxmlformats.org/officeDocument/2006/relationships" xmlns:m="http://schemas.openxmlformats.org/officeDocument/2006/math" xmlns:v="urn:schemas-microsoft-com:vml" xmlns:wp14="http://schemas.microsoft.com/office/word/2010/wordprocessingDrawing" xmlns:wp="http://schemas.openxmlformats.org/drawingml/2006/wordprocessingDrawing" xmlns:w10="urn:schemas-microsoft-com:office:word" xmlns:w="http://schemas.openxmlformats.org/wordprocessingml/2006/main" xmlns:w14="http://schemas.microsoft.com/office/word/2010/wordml" xmlns:w15="http://schemas.microsoft.com/office/word/2012/wordml" xmlns:w16cex="http://schemas.microsoft.com/office/word/2018/wordml/cex" xmlns:w16cid="http://schemas.microsoft.com/office/word/2016/wordml/cid" xmlns:w16="http://schemas.microsoft.com/office/word/2018/wordml" xmlns:w16du="http://schemas.microsoft.com/office/word/2023/wordml/word16du" xmlns:w16sdtdh="http://schemas.microsoft.com/office/word/2020/wordml/sdtdatahash" xmlns:w16sdtfl="http://schemas.microsoft.com/office/word/2024/wordml/sdtformatlock" xmlns:w16se="http://schemas.microsoft.com/office/word/2015/wordml/symex" xmlns:wpg="http://schemas.microsoft.com/office/word/2010/wordprocessingGroup" xmlns:wpi="http://schemas.microsoft.com/office/word/2010/wordprocessingInk" xmlns:wne="http://schemas.microsoft.com/office/word/2006/wordml" xmlns:wps="http://schemas.microsoft.com/office/word/2010/wordprocessingShape" mc:Ignorable="w14 w15 w16se w16cid w16 w16cex w16sdtdh w16sdtfl w16du wp14">
+<w:document xmlns:wpc="http://schemas.microsoft.com/office/word/2010/wordprocessingCanvas" xmlns:cx="http://schemas.microsoft.com/office/drawing/2014/chartex" xmlns:mc="http://schemas.openxmlformats.org/markup-compatibility/2006" xmlns:o="urn:schemas-microsoft-com:office:office" xmlns:r="http://schemas.openxmlformats.org/officeDocument/2006/relationships" xmlns:m="http://schemas.openxmlformats.org/officeDocument/2006/math" xmlns:v="urn:schemas-microsoft-com:vml" xmlns:wp14="http://schemas.microsoft.com/office/word/2010/wordprocessingDrawing" xmlns:wp="http://schemas.openxmlformats.org/drawingml/2006/wordprocessingDrawing" xmlns:w10="urn:schemas-microsoft-com:office:word" xmlns:w="http://schemas.openxmlformats.org/wordprocessingml/2006/main" xmlns:w14="http://schemas.microsoft.com/office/word/2010/wordml" xmlns:w15="http://schemas.microsoft.com/office/word/2012/wordml" xmlns:w16se="http://schemas.microsoft.com/office/word/2015/wordml/symex" xmlns:wpg="http://schemas.microsoft.com/office/word/2010/wordprocessingGroup" xmlns:wpi="http://schemas.microsoft.com/office/word/2010/wordprocessingInk" xmlns:wne="http://schemas.microsoft.com/office/word/2006/wordml" xmlns:wps="http://schemas.microsoft.com/office/word/2010/wordprocessingShape" mc:Ignorable="w14 w15 w16se wp14">
   <w:body>
     <w:p>
       <w:pPr>
@@ -66,7 +66,7 @@
         <w:rPr>
           <w:noProof/>
         </w:rPr>
-        <w:t>miércoles, 6 de mayo de 2026</w:t>
+        <w:t>viernes, 8 de mayo de 2026</w:t>
       </w:r>
       <w:r>
         <w:fldChar w:fldCharType="end"/>
@@ -260,7 +260,7 @@
       <w:r>
         <w:rPr>
           <w:noProof/>
-          <w:lang w:eastAsia="ja-JP"/>
+          <w:lang w:eastAsia="es-MX"/>
         </w:rPr>
         <w:drawing>
           <wp:anchor distT="0" distB="0" distL="114300" distR="114300" simplePos="0" relativeHeight="251658240" behindDoc="1" locked="0" layoutInCell="1" allowOverlap="1" wp14:anchorId="249AC685" wp14:editId="60BEB328">
@@ -332,6 +332,7 @@
       <w:r>
         <w:rPr>
           <w:noProof/>
+          <w:lang w:eastAsia="es-MX"/>
         </w:rPr>
         <w:drawing>
           <wp:anchor distT="0" distB="0" distL="114300" distR="114300" simplePos="0" relativeHeight="251659264" behindDoc="1" locked="0" layoutInCell="1" allowOverlap="1" wp14:anchorId="69795EF4" wp14:editId="65C6A4F3">
@@ -737,12 +738,11 @@
         <w:t>Campos: es un dato único que por si mismo no da mucha información. necesita de otros datos para sa</w:t>
       </w:r>
       <w:r>
-        <w:t xml:space="preserve">ber </w:t>
-      </w:r>
-      <w:r>
-        <w:t>qué información es. ejemplos: nombre, edad, precio, observaciones.</w:t>
-      </w:r>
-    </w:p>
+        <w:t>ber qué información es. ejemplos: nombre, edad, precio, observaciones.</w:t>
+      </w:r>
+    </w:p>
+    <w:p/>
+    <w:p/>
     <w:p>
       <w:pPr>
         <w:ind w:left="360"/>
@@ -750,26 +750,15 @@
     </w:p>
     <w:p>
       <w:pPr>
-        <w:pStyle w:val="Prrafodelista"/>
-        <w:numPr>
-          <w:ilvl w:val="0"/>
-          <w:numId w:val="2"/>
-        </w:numPr>
-      </w:pPr>
-    </w:p>
-    <w:p/>
-    <w:p>
-      <w:pPr>
-        <w:ind w:left="360"/>
-      </w:pPr>
-    </w:p>
-    <w:p>
+        <w:jc w:val="center"/>
+      </w:pPr>
       <w:r>
         <w:br w:type="page"/>
       </w:r>
       <w:r>
         <w:rPr>
           <w:noProof/>
+          <w:lang w:eastAsia="es-MX"/>
         </w:rPr>
         <w:lastRenderedPageBreak/>
         <w:drawing>
@@ -817,12 +806,6 @@
     </w:p>
     <w:p>
       <w:pPr>
-        <w:ind w:left="360"/>
-      </w:pPr>
-    </w:p>
-    <w:p/>
-    <w:p>
-      <w:pPr>
         <w:spacing w:before="100" w:beforeAutospacing="1" w:after="100" w:afterAutospacing="1" w:line="240" w:lineRule="auto"/>
         <w:jc w:val="both"/>
         <w:rPr>
@@ -832,6 +815,8 @@
           <w:lang w:eastAsia="es-MX"/>
         </w:rPr>
       </w:pPr>
+      <w:bookmarkStart w:id="0" w:name="_GoBack"/>
+      <w:bookmarkEnd w:id="0"/>
       <w:r>
         <w:rPr>
           <w:rFonts w:ascii="Times New Roman" w:eastAsia="Times New Roman" w:hAnsi="Times New Roman" w:cs="Times New Roman"/>
@@ -1315,7 +1300,6 @@
           <w:szCs w:val="24"/>
           <w:lang w:eastAsia="es-MX"/>
         </w:rPr>
-        <w:lastRenderedPageBreak/>
         <w:t>La ventana parece estar destinada al registro de productos de ropa dentro de un software de punto de venta.</w:t>
       </w:r>
     </w:p>
@@ -1339,7 +1323,7 @@
 </file>
 
 <file path=word/endnotes.xml><?xml version="1.0" encoding="utf-8"?>
-<w:endnotes xmlns:wpc="http://schemas.microsoft.com/office/word/2010/wordprocessingCanvas" xmlns:cx="http://schemas.microsoft.com/office/drawing/2014/chartex" xmlns:cx1="http://schemas.microsoft.com/office/drawing/2015/9/8/chartex" xmlns:cx2="http://schemas.microsoft.com/office/drawing/2015/10/21/chartex" xmlns:cx3="http://schemas.microsoft.com/office/drawing/2016/5/9/chartex" xmlns:cx4="http://schemas.microsoft.com/office/drawing/2016/5/10/chartex" xmlns:cx5="http://schemas.microsoft.com/office/drawing/2016/5/11/chartex" xmlns:cx6="http://schemas.microsoft.com/office/drawing/2016/5/12/chartex" xmlns:cx7="http://schemas.microsoft.com/office/drawing/2016/5/13/chartex" xmlns:cx8="http://schemas.microsoft.com/office/drawing/2016/5/14/chartex" xmlns:mc="http://schemas.openxmlformats.org/markup-compatibility/2006" xmlns:aink="http://schemas.microsoft.com/office/drawing/2016/ink" xmlns:am3d="http://schemas.microsoft.com/office/drawing/2017/model3d" xmlns:o="urn:schemas-microsoft-com:office:office" xmlns:oel="http://schemas.microsoft.com/office/2019/extlst" xmlns:r="http://schemas.openxmlformats.org/officeDocument/2006/relationships" xmlns:m="http://schemas.openxmlformats.org/officeDocument/2006/math" xmlns:v="urn:schemas-microsoft-com:vml" xmlns:wp14="http://schemas.microsoft.com/office/word/2010/wordprocessingDrawing" xmlns:wp="http://schemas.openxmlformats.org/drawingml/2006/wordprocessingDrawing" xmlns:w10="urn:schemas-microsoft-com:office:word" xmlns:w="http://schemas.openxmlformats.org/wordprocessingml/2006/main" xmlns:w14="http://schemas.microsoft.com/office/word/2010/wordml" xmlns:w15="http://schemas.microsoft.com/office/word/2012/wordml" xmlns:w16cex="http://schemas.microsoft.com/office/word/2018/wordml/cex" xmlns:w16cid="http://schemas.microsoft.com/office/word/2016/wordml/cid" xmlns:w16="http://schemas.microsoft.com/office/word/2018/wordml" xmlns:w16du="http://schemas.microsoft.com/office/word/2023/wordml/word16du" xmlns:w16sdtdh="http://schemas.microsoft.com/office/word/2020/wordml/sdtdatahash" xmlns:w16sdtfl="http://schemas.microsoft.com/office/word/2024/wordml/sdtformatlock" xmlns:w16se="http://schemas.microsoft.com/office/word/2015/wordml/symex" xmlns:wpg="http://schemas.microsoft.com/office/word/2010/wordprocessingGroup" xmlns:wpi="http://schemas.microsoft.com/office/word/2010/wordprocessingInk" xmlns:wne="http://schemas.microsoft.com/office/word/2006/wordml" xmlns:wps="http://schemas.microsoft.com/office/word/2010/wordprocessingShape" mc:Ignorable="w14 w15 w16se w16cid w16 w16cex w16sdtdh w16sdtfl w16du wp14">
+<w:endnotes xmlns:wpc="http://schemas.microsoft.com/office/word/2010/wordprocessingCanvas" xmlns:cx="http://schemas.microsoft.com/office/drawing/2014/chartex" xmlns:mc="http://schemas.openxmlformats.org/markup-compatibility/2006" xmlns:o="urn:schemas-microsoft-com:office:office" xmlns:r="http://schemas.openxmlformats.org/officeDocument/2006/relationships" xmlns:m="http://schemas.openxmlformats.org/officeDocument/2006/math" xmlns:v="urn:schemas-microsoft-com:vml" xmlns:wp14="http://schemas.microsoft.com/office/word/2010/wordprocessingDrawing" xmlns:wp="http://schemas.openxmlformats.org/drawingml/2006/wordprocessingDrawing" xmlns:w10="urn:schemas-microsoft-com:office:word" xmlns:w="http://schemas.openxmlformats.org/wordprocessingml/2006/main" xmlns:w14="http://schemas.microsoft.com/office/word/2010/wordml" xmlns:w15="http://schemas.microsoft.com/office/word/2012/wordml" xmlns:w16se="http://schemas.microsoft.com/office/word/2015/wordml/symex" xmlns:wpg="http://schemas.microsoft.com/office/word/2010/wordprocessingGroup" xmlns:wpi="http://schemas.microsoft.com/office/word/2010/wordprocessingInk" xmlns:wne="http://schemas.microsoft.com/office/word/2006/wordml" xmlns:wps="http://schemas.microsoft.com/office/word/2010/wordprocessingShape" mc:Ignorable="w14 w15 w16se wp14">
   <w:endnote w:type="separator" w:id="-1">
     <w:p>
       <w:pPr>
@@ -1364,7 +1348,7 @@
 </file>
 
 <file path=word/footer1.xml><?xml version="1.0" encoding="utf-8"?>
-<w:ftr xmlns:wpc="http://schemas.microsoft.com/office/word/2010/wordprocessingCanvas" xmlns:cx="http://schemas.microsoft.com/office/drawing/2014/chartex" xmlns:cx1="http://schemas.microsoft.com/office/drawing/2015/9/8/chartex" xmlns:cx2="http://schemas.microsoft.com/office/drawing/2015/10/21/chartex" xmlns:cx3="http://schemas.microsoft.com/office/drawing/2016/5/9/chartex" xmlns:cx4="http://schemas.microsoft.com/office/drawing/2016/5/10/chartex" xmlns:cx5="http://schemas.microsoft.com/office/drawing/2016/5/11/chartex" xmlns:cx6="http://schemas.microsoft.com/office/drawing/2016/5/12/chartex" xmlns:cx7="http://schemas.microsoft.com/office/drawing/2016/5/13/chartex" xmlns:cx8="http://schemas.microsoft.com/office/drawing/2016/5/14/chartex" xmlns:mc="http://schemas.openxmlformats.org/markup-compatibility/2006" xmlns:aink="http://schemas.microsoft.com/office/drawing/2016/ink" xmlns:am3d="http://schemas.microsoft.com/office/drawing/2017/model3d" xmlns:o="urn:schemas-microsoft-com:office:office" xmlns:oel="http://schemas.microsoft.com/office/2019/extlst" xmlns:r="http://schemas.openxmlformats.org/officeDocument/2006/relationships" xmlns:m="http://schemas.openxmlformats.org/officeDocument/2006/math" xmlns:v="urn:schemas-microsoft-com:vml" xmlns:wp14="http://schemas.microsoft.com/office/word/2010/wordprocessingDrawing" xmlns:wp="http://schemas.openxmlformats.org/drawingml/2006/wordprocessingDrawing" xmlns:w10="urn:schemas-microsoft-com:office:word" xmlns:w="http://schemas.openxmlformats.org/wordprocessingml/2006/main" xmlns:w14="http://schemas.microsoft.com/office/word/2010/wordml" xmlns:w15="http://schemas.microsoft.com/office/word/2012/wordml" xmlns:w16cex="http://schemas.microsoft.com/office/word/2018/wordml/cex" xmlns:w16cid="http://schemas.microsoft.com/office/word/2016/wordml/cid" xmlns:w16="http://schemas.microsoft.com/office/word/2018/wordml" xmlns:w16du="http://schemas.microsoft.com/office/word/2023/wordml/word16du" xmlns:w16sdtdh="http://schemas.microsoft.com/office/word/2020/wordml/sdtdatahash" xmlns:w16sdtfl="http://schemas.microsoft.com/office/word/2024/wordml/sdtformatlock" xmlns:w16se="http://schemas.microsoft.com/office/word/2015/wordml/symex" xmlns:wpg="http://schemas.microsoft.com/office/word/2010/wordprocessingGroup" xmlns:wpi="http://schemas.microsoft.com/office/word/2010/wordprocessingInk" xmlns:wne="http://schemas.microsoft.com/office/word/2006/wordml" xmlns:wps="http://schemas.microsoft.com/office/word/2010/wordprocessingShape" mc:Ignorable="w14 w15 w16se w16cid w16 w16cex w16sdtdh w16sdtfl w16du wp14">
+<w:ftr xmlns:wpc="http://schemas.microsoft.com/office/word/2010/wordprocessingCanvas" xmlns:cx="http://schemas.microsoft.com/office/drawing/2014/chartex" xmlns:mc="http://schemas.openxmlformats.org/markup-compatibility/2006" xmlns:o="urn:schemas-microsoft-com:office:office" xmlns:r="http://schemas.openxmlformats.org/officeDocument/2006/relationships" xmlns:m="http://schemas.openxmlformats.org/officeDocument/2006/math" xmlns:v="urn:schemas-microsoft-com:vml" xmlns:wp14="http://schemas.microsoft.com/office/word/2010/wordprocessingDrawing" xmlns:wp="http://schemas.openxmlformats.org/drawingml/2006/wordprocessingDrawing" xmlns:w10="urn:schemas-microsoft-com:office:word" xmlns:w="http://schemas.openxmlformats.org/wordprocessingml/2006/main" xmlns:w14="http://schemas.microsoft.com/office/word/2010/wordml" xmlns:w15="http://schemas.microsoft.com/office/word/2012/wordml" xmlns:w16se="http://schemas.microsoft.com/office/word/2015/wordml/symex" xmlns:wpg="http://schemas.microsoft.com/office/word/2010/wordprocessingGroup" xmlns:wpi="http://schemas.microsoft.com/office/word/2010/wordprocessingInk" xmlns:wne="http://schemas.microsoft.com/office/word/2006/wordml" xmlns:wps="http://schemas.microsoft.com/office/word/2010/wordprocessingShape" mc:Ignorable="w14 w15 w16se wp14">
   <w:tbl>
     <w:tblPr>
       <w:tblW w:w="5000" w:type="pct"/>
@@ -1465,7 +1449,7 @@
               <w:color w:val="FFFFFF" w:themeColor="background1"/>
               <w:lang w:val="es-ES"/>
             </w:rPr>
-            <w:t>3</w:t>
+            <w:t>5</w:t>
           </w:r>
           <w:r>
             <w:rPr>
@@ -1486,7 +1470,7 @@
 </file>
 
 <file path=word/footnotes.xml><?xml version="1.0" encoding="utf-8"?>
-<w:footnotes xmlns:wpc="http://schemas.microsoft.com/office/word/2010/wordprocessingCanvas" xmlns:cx="http://schemas.microsoft.com/office/drawing/2014/chartex" xmlns:cx1="http://schemas.microsoft.com/office/drawing/2015/9/8/chartex" xmlns:cx2="http://schemas.microsoft.com/office/drawing/2015/10/21/chartex" xmlns:cx3="http://schemas.microsoft.com/office/drawing/2016/5/9/chartex" xmlns:cx4="http://schemas.microsoft.com/office/drawing/2016/5/10/chartex" xmlns:cx5="http://schemas.microsoft.com/office/drawing/2016/5/11/chartex" xmlns:cx6="http://schemas.microsoft.com/office/drawing/2016/5/12/chartex" xmlns:cx7="http://schemas.microsoft.com/office/drawing/2016/5/13/chartex" xmlns:cx8="http://schemas.microsoft.com/office/drawing/2016/5/14/chartex" xmlns:mc="http://schemas.openxmlformats.org/markup-compatibility/2006" xmlns:aink="http://schemas.microsoft.com/office/drawing/2016/ink" xmlns:am3d="http://schemas.microsoft.com/office/drawing/2017/model3d" xmlns:o="urn:schemas-microsoft-com:office:office" xmlns:oel="http://schemas.microsoft.com/office/2019/extlst" xmlns:r="http://schemas.openxmlformats.org/officeDocument/2006/relationships" xmlns:m="http://schemas.openxmlformats.org/officeDocument/2006/math" xmlns:v="urn:schemas-microsoft-com:vml" xmlns:wp14="http://schemas.microsoft.com/office/word/2010/wordprocessingDrawing" xmlns:wp="http://schemas.openxmlformats.org/drawingml/2006/wordprocessingDrawing" xmlns:w10="urn:schemas-microsoft-com:office:word" xmlns:w="http://schemas.openxmlformats.org/wordprocessingml/2006/main" xmlns:w14="http://schemas.microsoft.com/office/word/2010/wordml" xmlns:w15="http://schemas.microsoft.com/office/word/2012/wordml" xmlns:w16cex="http://schemas.microsoft.com/office/word/2018/wordml/cex" xmlns:w16cid="http://schemas.microsoft.com/office/word/2016/wordml/cid" xmlns:w16="http://schemas.microsoft.com/office/word/2018/wordml" xmlns:w16du="http://schemas.microsoft.com/office/word/2023/wordml/word16du" xmlns:w16sdtdh="http://schemas.microsoft.com/office/word/2020/wordml/sdtdatahash" xmlns:w16sdtfl="http://schemas.microsoft.com/office/word/2024/wordml/sdtformatlock" xmlns:w16se="http://schemas.microsoft.com/office/word/2015/wordml/symex" xmlns:wpg="http://schemas.microsoft.com/office/word/2010/wordprocessingGroup" xmlns:wpi="http://schemas.microsoft.com/office/word/2010/wordprocessingInk" xmlns:wne="http://schemas.microsoft.com/office/word/2006/wordml" xmlns:wps="http://schemas.microsoft.com/office/word/2010/wordprocessingShape" mc:Ignorable="w14 w15 w16se w16cid w16 w16cex w16sdtdh w16sdtfl w16du wp14">
+<w:footnotes xmlns:wpc="http://schemas.microsoft.com/office/word/2010/wordprocessingCanvas" xmlns:cx="http://schemas.microsoft.com/office/drawing/2014/chartex" xmlns:mc="http://schemas.openxmlformats.org/markup-compatibility/2006" xmlns:o="urn:schemas-microsoft-com:office:office" xmlns:r="http://schemas.openxmlformats.org/officeDocument/2006/relationships" xmlns:m="http://schemas.openxmlformats.org/officeDocument/2006/math" xmlns:v="urn:schemas-microsoft-com:vml" xmlns:wp14="http://schemas.microsoft.com/office/word/2010/wordprocessingDrawing" xmlns:wp="http://schemas.openxmlformats.org/drawingml/2006/wordprocessingDrawing" xmlns:w10="urn:schemas-microsoft-com:office:word" xmlns:w="http://schemas.openxmlformats.org/wordprocessingml/2006/main" xmlns:w14="http://schemas.microsoft.com/office/word/2010/wordml" xmlns:w15="http://schemas.microsoft.com/office/word/2012/wordml" xmlns:w16se="http://schemas.microsoft.com/office/word/2015/wordml/symex" xmlns:wpg="http://schemas.microsoft.com/office/word/2010/wordprocessingGroup" xmlns:wpi="http://schemas.microsoft.com/office/word/2010/wordprocessingInk" xmlns:wne="http://schemas.microsoft.com/office/word/2006/wordml" xmlns:wps="http://schemas.microsoft.com/office/word/2010/wordprocessingShape" mc:Ignorable="w14 w15 w16se wp14">
   <w:footnote w:type="separator" w:id="-1">
     <w:p>
       <w:pPr>
@@ -1511,7 +1495,7 @@
 </file>
 
 <file path=word/header1.xml><?xml version="1.0" encoding="utf-8"?>
-<w:hdr xmlns:wpc="http://schemas.microsoft.com/office/word/2010/wordprocessingCanvas" xmlns:cx="http://schemas.microsoft.com/office/drawing/2014/chartex" xmlns:cx1="http://schemas.microsoft.com/office/drawing/2015/9/8/chartex" xmlns:cx2="http://schemas.microsoft.com/office/drawing/2015/10/21/chartex" xmlns:cx3="http://schemas.microsoft.com/office/drawing/2016/5/9/chartex" xmlns:cx4="http://schemas.microsoft.com/office/drawing/2016/5/10/chartex" xmlns:cx5="http://schemas.microsoft.com/office/drawing/2016/5/11/chartex" xmlns:cx6="http://schemas.microsoft.com/office/drawing/2016/5/12/chartex" xmlns:cx7="http://schemas.microsoft.com/office/drawing/2016/5/13/chartex" xmlns:cx8="http://schemas.microsoft.com/office/drawing/2016/5/14/chartex" xmlns:mc="http://schemas.openxmlformats.org/markup-compatibility/2006" xmlns:aink="http://schemas.microsoft.com/office/drawing/2016/ink" xmlns:am3d="http://schemas.microsoft.com/office/drawing/2017/model3d" xmlns:o="urn:schemas-microsoft-com:office:office" xmlns:oel="http://schemas.microsoft.com/office/2019/extlst" xmlns:r="http://schemas.openxmlformats.org/officeDocument/2006/relationships" xmlns:m="http://schemas.openxmlformats.org/officeDocument/2006/math" xmlns:v="urn:schemas-microsoft-com:vml" xmlns:wp14="http://schemas.microsoft.com/office/word/2010/wordprocessingDrawing" xmlns:wp="http://schemas.openxmlformats.org/drawingml/2006/wordprocessingDrawing" xmlns:w10="urn:schemas-microsoft-com:office:word" xmlns:w="http://schemas.openxmlformats.org/wordprocessingml/2006/main" xmlns:w14="http://schemas.microsoft.com/office/word/2010/wordml" xmlns:w15="http://schemas.microsoft.com/office/word/2012/wordml" xmlns:w16cex="http://schemas.microsoft.com/office/word/2018/wordml/cex" xmlns:w16cid="http://schemas.microsoft.com/office/word/2016/wordml/cid" xmlns:w16="http://schemas.microsoft.com/office/word/2018/wordml" xmlns:w16du="http://schemas.microsoft.com/office/word/2023/wordml/word16du" xmlns:w16sdtdh="http://schemas.microsoft.com/office/word/2020/wordml/sdtdatahash" xmlns:w16sdtfl="http://schemas.microsoft.com/office/word/2024/wordml/sdtformatlock" xmlns:w16se="http://schemas.microsoft.com/office/word/2015/wordml/symex" xmlns:wpg="http://schemas.microsoft.com/office/word/2010/wordprocessingGroup" xmlns:wpi="http://schemas.microsoft.com/office/word/2010/wordprocessingInk" xmlns:wne="http://schemas.microsoft.com/office/word/2006/wordml" xmlns:wps="http://schemas.microsoft.com/office/word/2010/wordprocessingShape" mc:Ignorable="w14 w15 w16se w16cid w16 w16cex w16sdtdh w16sdtfl w16du wp14">
+<w:hdr xmlns:wpc="http://schemas.microsoft.com/office/word/2010/wordprocessingCanvas" xmlns:cx="http://schemas.microsoft.com/office/drawing/2014/chartex" xmlns:mc="http://schemas.openxmlformats.org/markup-compatibility/2006" xmlns:o="urn:schemas-microsoft-com:office:office" xmlns:r="http://schemas.openxmlformats.org/officeDocument/2006/relationships" xmlns:m="http://schemas.openxmlformats.org/officeDocument/2006/math" xmlns:v="urn:schemas-microsoft-com:vml" xmlns:wp14="http://schemas.microsoft.com/office/word/2010/wordprocessingDrawing" xmlns:wp="http://schemas.openxmlformats.org/drawingml/2006/wordprocessingDrawing" xmlns:w10="urn:schemas-microsoft-com:office:word" xmlns:w="http://schemas.openxmlformats.org/wordprocessingml/2006/main" xmlns:w14="http://schemas.microsoft.com/office/word/2010/wordml" xmlns:w15="http://schemas.microsoft.com/office/word/2012/wordml" xmlns:w16se="http://schemas.microsoft.com/office/word/2015/wordml/symex" xmlns:wpg="http://schemas.microsoft.com/office/word/2010/wordprocessingGroup" xmlns:wpi="http://schemas.microsoft.com/office/word/2010/wordprocessingInk" xmlns:wne="http://schemas.microsoft.com/office/word/2006/wordml" xmlns:wps="http://schemas.microsoft.com/office/word/2010/wordprocessingShape" mc:Ignorable="w14 w15 w16se wp14">
   <w:p>
     <w:pPr>
       <w:pStyle w:val="Encabezado"/>
@@ -1545,7 +1529,7 @@
           </v:handles>
           <o:lock v:ext="edit" text="t" shapetype="t"/>
         </v:shapetype>
-        <v:shape id="PowerPlusWaterMarkObject206830860" o:spid="_x0000_s1026" type="#_x0000_t136" style="position:absolute;margin-left:0;margin-top:0;width:311.5pt;height:311.5pt;rotation:315;z-index:-251655168;mso-position-horizontal:center;mso-position-horizontal-relative:margin;mso-position-vertical:center;mso-position-vertical-relative:margin" o:allowincell="f" fillcolor="silver" stroked="f">
+        <v:shape id="PowerPlusWaterMarkObject206830860" o:spid="_x0000_s2050" type="#_x0000_t136" style="position:absolute;margin-left:0;margin-top:0;width:311.5pt;height:311.5pt;rotation:315;z-index:-251655168;mso-position-horizontal:center;mso-position-horizontal-relative:margin;mso-position-vertical:center;mso-position-vertical-relative:margin" o:allowincell="f" fillcolor="silver" stroked="f">
           <v:fill opacity=".5"/>
           <v:textpath style="font-family:&quot;Calibri&quot;;font-size:1pt" string="aby"/>
           <w10:wrap anchorx="margin" anchory="margin"/>
@@ -1557,7 +1541,7 @@
 </file>
 
 <file path=word/header2.xml><?xml version="1.0" encoding="utf-8"?>
-<w:hdr xmlns:wpc="http://schemas.microsoft.com/office/word/2010/wordprocessingCanvas" xmlns:cx="http://schemas.microsoft.com/office/drawing/2014/chartex" xmlns:cx1="http://schemas.microsoft.com/office/drawing/2015/9/8/chartex" xmlns:cx2="http://schemas.microsoft.com/office/drawing/2015/10/21/chartex" xmlns:cx3="http://schemas.microsoft.com/office/drawing/2016/5/9/chartex" xmlns:cx4="http://schemas.microsoft.com/office/drawing/2016/5/10/chartex" xmlns:cx5="http://schemas.microsoft.com/office/drawing/2016/5/11/chartex" xmlns:cx6="http://schemas.microsoft.com/office/drawing/2016/5/12/chartex" xmlns:cx7="http://schemas.microsoft.com/office/drawing/2016/5/13/chartex" xmlns:cx8="http://schemas.microsoft.com/office/drawing/2016/5/14/chartex" xmlns:mc="http://schemas.openxmlformats.org/markup-compatibility/2006" xmlns:aink="http://schemas.microsoft.com/office/drawing/2016/ink" xmlns:am3d="http://schemas.microsoft.com/office/drawing/2017/model3d" xmlns:o="urn:schemas-microsoft-com:office:office" xmlns:oel="http://schemas.microsoft.com/office/2019/extlst" xmlns:r="http://schemas.openxmlformats.org/officeDocument/2006/relationships" xmlns:m="http://schemas.openxmlformats.org/officeDocument/2006/math" xmlns:v="urn:schemas-microsoft-com:vml" xmlns:wp14="http://schemas.microsoft.com/office/word/2010/wordprocessingDrawing" xmlns:wp="http://schemas.openxmlformats.org/drawingml/2006/wordprocessingDrawing" xmlns:w10="urn:schemas-microsoft-com:office:word" xmlns:w="http://schemas.openxmlformats.org/wordprocessingml/2006/main" xmlns:w14="http://schemas.microsoft.com/office/word/2010/wordml" xmlns:w15="http://schemas.microsoft.com/office/word/2012/wordml" xmlns:w16cex="http://schemas.microsoft.com/office/word/2018/wordml/cex" xmlns:w16cid="http://schemas.microsoft.com/office/word/2016/wordml/cid" xmlns:w16="http://schemas.microsoft.com/office/word/2018/wordml" xmlns:w16du="http://schemas.microsoft.com/office/word/2023/wordml/word16du" xmlns:w16sdtdh="http://schemas.microsoft.com/office/word/2020/wordml/sdtdatahash" xmlns:w16sdtfl="http://schemas.microsoft.com/office/word/2024/wordml/sdtformatlock" xmlns:w16se="http://schemas.microsoft.com/office/word/2015/wordml/symex" xmlns:wpg="http://schemas.microsoft.com/office/word/2010/wordprocessingGroup" xmlns:wpi="http://schemas.microsoft.com/office/word/2010/wordprocessingInk" xmlns:wne="http://schemas.microsoft.com/office/word/2006/wordml" xmlns:wps="http://schemas.microsoft.com/office/word/2010/wordprocessingShape" mc:Ignorable="w14 w15 w16se w16cid w16 w16cex w16sdtdh w16sdtfl w16du wp14">
+<w:hdr xmlns:wpc="http://schemas.microsoft.com/office/word/2010/wordprocessingCanvas" xmlns:cx="http://schemas.microsoft.com/office/drawing/2014/chartex" xmlns:mc="http://schemas.openxmlformats.org/markup-compatibility/2006" xmlns:o="urn:schemas-microsoft-com:office:office" xmlns:r="http://schemas.openxmlformats.org/officeDocument/2006/relationships" xmlns:m="http://schemas.openxmlformats.org/officeDocument/2006/math" xmlns:v="urn:schemas-microsoft-com:vml" xmlns:wp14="http://schemas.microsoft.com/office/word/2010/wordprocessingDrawing" xmlns:wp="http://schemas.openxmlformats.org/drawingml/2006/wordprocessingDrawing" xmlns:w10="urn:schemas-microsoft-com:office:word" xmlns:w="http://schemas.openxmlformats.org/wordprocessingml/2006/main" xmlns:w14="http://schemas.microsoft.com/office/word/2010/wordml" xmlns:w15="http://schemas.microsoft.com/office/word/2012/wordml" xmlns:w16se="http://schemas.microsoft.com/office/word/2015/wordml/symex" xmlns:wpg="http://schemas.microsoft.com/office/word/2010/wordprocessingGroup" xmlns:wpi="http://schemas.microsoft.com/office/word/2010/wordprocessingInk" xmlns:wne="http://schemas.microsoft.com/office/word/2006/wordml" xmlns:wps="http://schemas.microsoft.com/office/word/2010/wordprocessingShape" mc:Ignorable="w14 w15 w16se wp14">
   <w:tbl>
     <w:tblPr>
       <w:tblW w:w="5000" w:type="pct"/>
@@ -1681,7 +1665,7 @@
           </v:handles>
           <o:lock v:ext="edit" text="t" shapetype="t"/>
         </v:shapetype>
-        <v:shape id="PowerPlusWaterMarkObject206830861" o:spid="_x0000_s1027" type="#_x0000_t136" style="position:absolute;margin-left:0;margin-top:0;width:311.5pt;height:311.5pt;rotation:315;z-index:-251653120;mso-position-horizontal:center;mso-position-horizontal-relative:margin;mso-position-vertical:center;mso-position-vertical-relative:margin" o:allowincell="f" fillcolor="silver" stroked="f">
+        <v:shape id="PowerPlusWaterMarkObject206830861" o:spid="_x0000_s2051" type="#_x0000_t136" style="position:absolute;margin-left:0;margin-top:0;width:311.5pt;height:311.5pt;rotation:315;z-index:-251653120;mso-position-horizontal:center;mso-position-horizontal-relative:margin;mso-position-vertical:center;mso-position-vertical-relative:margin" o:allowincell="f" fillcolor="silver" stroked="f">
           <v:fill opacity=".5"/>
           <v:textpath style="font-family:&quot;Calibri&quot;;font-size:1pt" string="aby"/>
           <w10:wrap anchorx="margin" anchory="margin"/>
@@ -1693,7 +1677,7 @@
 </file>
 
 <file path=word/header3.xml><?xml version="1.0" encoding="utf-8"?>
-<w:hdr xmlns:wpc="http://schemas.microsoft.com/office/word/2010/wordprocessingCanvas" xmlns:cx="http://schemas.microsoft.com/office/drawing/2014/chartex" xmlns:cx1="http://schemas.microsoft.com/office/drawing/2015/9/8/chartex" xmlns:cx2="http://schemas.microsoft.com/office/drawing/2015/10/21/chartex" xmlns:cx3="http://schemas.microsoft.com/office/drawing/2016/5/9/chartex" xmlns:cx4="http://schemas.microsoft.com/office/drawing/2016/5/10/chartex" xmlns:cx5="http://schemas.microsoft.com/office/drawing/2016/5/11/chartex" xmlns:cx6="http://schemas.microsoft.com/office/drawing/2016/5/12/chartex" xmlns:cx7="http://schemas.microsoft.com/office/drawing/2016/5/13/chartex" xmlns:cx8="http://schemas.microsoft.com/office/drawing/2016/5/14/chartex" xmlns:mc="http://schemas.openxmlformats.org/markup-compatibility/2006" xmlns:aink="http://schemas.microsoft.com/office/drawing/2016/ink" xmlns:am3d="http://schemas.microsoft.com/office/drawing/2017/model3d" xmlns:o="urn:schemas-microsoft-com:office:office" xmlns:oel="http://schemas.microsoft.com/office/2019/extlst" xmlns:r="http://schemas.openxmlformats.org/officeDocument/2006/relationships" xmlns:m="http://schemas.openxmlformats.org/officeDocument/2006/math" xmlns:v="urn:schemas-microsoft-com:vml" xmlns:wp14="http://schemas.microsoft.com/office/word/2010/wordprocessingDrawing" xmlns:wp="http://schemas.openxmlformats.org/drawingml/2006/wordprocessingDrawing" xmlns:w10="urn:schemas-microsoft-com:office:word" xmlns:w="http://schemas.openxmlformats.org/wordprocessingml/2006/main" xmlns:w14="http://schemas.microsoft.com/office/word/2010/wordml" xmlns:w15="http://schemas.microsoft.com/office/word/2012/wordml" xmlns:w16cex="http://schemas.microsoft.com/office/word/2018/wordml/cex" xmlns:w16cid="http://schemas.microsoft.com/office/word/2016/wordml/cid" xmlns:w16="http://schemas.microsoft.com/office/word/2018/wordml" xmlns:w16du="http://schemas.microsoft.com/office/word/2023/wordml/word16du" xmlns:w16sdtdh="http://schemas.microsoft.com/office/word/2020/wordml/sdtdatahash" xmlns:w16sdtfl="http://schemas.microsoft.com/office/word/2024/wordml/sdtformatlock" xmlns:w16se="http://schemas.microsoft.com/office/word/2015/wordml/symex" xmlns:wpg="http://schemas.microsoft.com/office/word/2010/wordprocessingGroup" xmlns:wpi="http://schemas.microsoft.com/office/word/2010/wordprocessingInk" xmlns:wne="http://schemas.microsoft.com/office/word/2006/wordml" xmlns:wps="http://schemas.microsoft.com/office/word/2010/wordprocessingShape" mc:Ignorable="w14 w15 w16se w16cid w16 w16cex w16sdtdh w16sdtfl w16du wp14">
+<w:hdr xmlns:wpc="http://schemas.microsoft.com/office/word/2010/wordprocessingCanvas" xmlns:cx="http://schemas.microsoft.com/office/drawing/2014/chartex" xmlns:mc="http://schemas.openxmlformats.org/markup-compatibility/2006" xmlns:o="urn:schemas-microsoft-com:office:office" xmlns:r="http://schemas.openxmlformats.org/officeDocument/2006/relationships" xmlns:m="http://schemas.openxmlformats.org/officeDocument/2006/math" xmlns:v="urn:schemas-microsoft-com:vml" xmlns:wp14="http://schemas.microsoft.com/office/word/2010/wordprocessingDrawing" xmlns:wp="http://schemas.openxmlformats.org/drawingml/2006/wordprocessingDrawing" xmlns:w10="urn:schemas-microsoft-com:office:word" xmlns:w="http://schemas.openxmlformats.org/wordprocessingml/2006/main" xmlns:w14="http://schemas.microsoft.com/office/word/2010/wordml" xmlns:w15="http://schemas.microsoft.com/office/word/2012/wordml" xmlns:w16se="http://schemas.microsoft.com/office/word/2015/wordml/symex" xmlns:wpg="http://schemas.microsoft.com/office/word/2010/wordprocessingGroup" xmlns:wpi="http://schemas.microsoft.com/office/word/2010/wordprocessingInk" xmlns:wne="http://schemas.microsoft.com/office/word/2006/wordml" xmlns:wps="http://schemas.microsoft.com/office/word/2010/wordprocessingShape" mc:Ignorable="w14 w15 w16se wp14">
   <w:p>
     <w:pPr>
       <w:pStyle w:val="Encabezado"/>
@@ -1727,7 +1711,7 @@
           </v:handles>
           <o:lock v:ext="edit" text="t" shapetype="t"/>
         </v:shapetype>
-        <v:shape id="PowerPlusWaterMarkObject206830859" o:spid="_x0000_s1025" type="#_x0000_t136" style="position:absolute;margin-left:0;margin-top:0;width:311.5pt;height:311.5pt;rotation:315;z-index:-251657216;mso-position-horizontal:center;mso-position-horizontal-relative:margin;mso-position-vertical:center;mso-position-vertical-relative:margin" o:allowincell="f" fillcolor="silver" stroked="f">
+        <v:shape id="PowerPlusWaterMarkObject206830859" o:spid="_x0000_s2049" type="#_x0000_t136" style="position:absolute;margin-left:0;margin-top:0;width:311.5pt;height:311.5pt;rotation:315;z-index:-251657216;mso-position-horizontal:center;mso-position-horizontal-relative:margin;mso-position-vertical:center;mso-position-vertical-relative:margin" o:allowincell="f" fillcolor="silver" stroked="f">
           <v:fill opacity=".5"/>
           <v:textpath style="font-family:&quot;Calibri&quot;;font-size:1pt" string="aby"/>
           <w10:wrap anchorx="margin" anchory="margin"/>
@@ -1739,7 +1723,7 @@
 </file>
 
 <file path=word/numbering.xml><?xml version="1.0" encoding="utf-8"?>
-<w:numbering xmlns:wpc="http://schemas.microsoft.com/office/word/2010/wordprocessingCanvas" xmlns:cx="http://schemas.microsoft.com/office/drawing/2014/chartex" xmlns:cx1="http://schemas.microsoft.com/office/drawing/2015/9/8/chartex" xmlns:cx2="http://schemas.microsoft.com/office/drawing/2015/10/21/chartex" xmlns:cx3="http://schemas.microsoft.com/office/drawing/2016/5/9/chartex" xmlns:cx4="http://schemas.microsoft.com/office/drawing/2016/5/10/chartex" xmlns:cx5="http://schemas.microsoft.com/office/drawing/2016/5/11/chartex" xmlns:cx6="http://schemas.microsoft.com/office/drawing/2016/5/12/chartex" xmlns:cx7="http://schemas.microsoft.com/office/drawing/2016/5/13/chartex" xmlns:cx8="http://schemas.microsoft.com/office/drawing/2016/5/14/chartex" xmlns:mc="http://schemas.openxmlformats.org/markup-compatibility/2006" xmlns:aink="http://schemas.microsoft.com/office/drawing/2016/ink" xmlns:am3d="http://schemas.microsoft.com/office/drawing/2017/model3d" xmlns:o="urn:schemas-microsoft-com:office:office" xmlns:oel="http://schemas.microsoft.com/office/2019/extlst" xmlns:r="http://schemas.openxmlformats.org/officeDocument/2006/relationships" xmlns:m="http://schemas.openxmlformats.org/officeDocument/2006/math" xmlns:v="urn:schemas-microsoft-com:vml" xmlns:wp14="http://schemas.microsoft.com/office/word/2010/wordprocessingDrawing" xmlns:wp="http://schemas.openxmlformats.org/drawingml/2006/wordprocessingDrawing" xmlns:w10="urn:schemas-microsoft-com:office:word" xmlns:w="http://schemas.openxmlformats.org/wordprocessingml/2006/main" xmlns:w14="http://schemas.microsoft.com/office/word/2010/wordml" xmlns:w15="http://schemas.microsoft.com/office/word/2012/wordml" xmlns:w16cex="http://schemas.microsoft.com/office/word/2018/wordml/cex" xmlns:w16cid="http://schemas.microsoft.com/office/word/2016/wordml/cid" xmlns:w16="http://schemas.microsoft.com/office/word/2018/wordml" xmlns:w16du="http://schemas.microsoft.com/office/word/2023/wordml/word16du" xmlns:w16sdtdh="http://schemas.microsoft.com/office/word/2020/wordml/sdtdatahash" xmlns:w16sdtfl="http://schemas.microsoft.com/office/word/2024/wordml/sdtformatlock" xmlns:w16se="http://schemas.microsoft.com/office/word/2015/wordml/symex" xmlns:wpg="http://schemas.microsoft.com/office/word/2010/wordprocessingGroup" xmlns:wpi="http://schemas.microsoft.com/office/word/2010/wordprocessingInk" xmlns:wne="http://schemas.microsoft.com/office/word/2006/wordml" xmlns:wps="http://schemas.microsoft.com/office/word/2010/wordprocessingShape" mc:Ignorable="w14 w15 w16se w16cid w16 w16cex w16sdtdh w16sdtfl w16du wp14">
+<w:numbering xmlns:wpc="http://schemas.microsoft.com/office/word/2010/wordprocessingCanvas" xmlns:cx="http://schemas.microsoft.com/office/drawing/2014/chartex" xmlns:mc="http://schemas.openxmlformats.org/markup-compatibility/2006" xmlns:o="urn:schemas-microsoft-com:office:office" xmlns:r="http://schemas.openxmlformats.org/officeDocument/2006/relationships" xmlns:m="http://schemas.openxmlformats.org/officeDocument/2006/math" xmlns:v="urn:schemas-microsoft-com:vml" xmlns:wp14="http://schemas.microsoft.com/office/word/2010/wordprocessingDrawing" xmlns:wp="http://schemas.openxmlformats.org/drawingml/2006/wordprocessingDrawing" xmlns:w10="urn:schemas-microsoft-com:office:word" xmlns:w="http://schemas.openxmlformats.org/wordprocessingml/2006/main" xmlns:w14="http://schemas.microsoft.com/office/word/2010/wordml" xmlns:w15="http://schemas.microsoft.com/office/word/2012/wordml" xmlns:w16se="http://schemas.microsoft.com/office/word/2015/wordml/symex" xmlns:wpg="http://schemas.microsoft.com/office/word/2010/wordprocessingGroup" xmlns:wpi="http://schemas.microsoft.com/office/word/2010/wordprocessingInk" xmlns:wne="http://schemas.microsoft.com/office/word/2006/wordml" xmlns:wps="http://schemas.microsoft.com/office/word/2010/wordprocessingShape" mc:Ignorable="w14 w15 w16se wp14">
   <w:abstractNum w:abstractNumId="0" w15:restartNumberingAfterBreak="0">
     <w:nsid w:val="321E5842"/>
     <w:multiLevelType w:val="hybridMultilevel"/>
@@ -2300,23 +2284,23 @@
       </w:rPr>
     </w:lvl>
   </w:abstractNum>
-  <w:num w:numId="1" w16cid:durableId="539512526">
+  <w:num w:numId="1">
     <w:abstractNumId w:val="2"/>
   </w:num>
-  <w:num w:numId="2" w16cid:durableId="2009866856">
+  <w:num w:numId="2">
     <w:abstractNumId w:val="0"/>
   </w:num>
-  <w:num w:numId="3" w16cid:durableId="411124042">
+  <w:num w:numId="3">
     <w:abstractNumId w:val="1"/>
   </w:num>
-  <w:num w:numId="4" w16cid:durableId="978876937">
+  <w:num w:numId="4">
     <w:abstractNumId w:val="3"/>
   </w:num>
 </w:numbering>
 </file>
 
 <file path=word/styles.xml><?xml version="1.0" encoding="utf-8"?>
-<w:styles xmlns:mc="http://schemas.openxmlformats.org/markup-compatibility/2006" xmlns:r="http://schemas.openxmlformats.org/officeDocument/2006/relationships" xmlns:w="http://schemas.openxmlformats.org/wordprocessingml/2006/main" xmlns:w14="http://schemas.microsoft.com/office/word/2010/wordml" xmlns:w15="http://schemas.microsoft.com/office/word/2012/wordml" xmlns:w16cex="http://schemas.microsoft.com/office/word/2018/wordml/cex" xmlns:w16cid="http://schemas.microsoft.com/office/word/2016/wordml/cid" xmlns:w16="http://schemas.microsoft.com/office/word/2018/wordml" xmlns:w16du="http://schemas.microsoft.com/office/word/2023/wordml/word16du" xmlns:w16sdtdh="http://schemas.microsoft.com/office/word/2020/wordml/sdtdatahash" xmlns:w16sdtfl="http://schemas.microsoft.com/office/word/2024/wordml/sdtformatlock" xmlns:w16se="http://schemas.microsoft.com/office/word/2015/wordml/symex" mc:Ignorable="w14 w15 w16se w16cid w16 w16cex w16sdtdh w16sdtfl w16du">
+<w:styles xmlns:mc="http://schemas.openxmlformats.org/markup-compatibility/2006" xmlns:r="http://schemas.openxmlformats.org/officeDocument/2006/relationships" xmlns:w="http://schemas.openxmlformats.org/wordprocessingml/2006/main" xmlns:w14="http://schemas.microsoft.com/office/word/2010/wordml" xmlns:w15="http://schemas.microsoft.com/office/word/2012/wordml" xmlns:w16se="http://schemas.microsoft.com/office/word/2015/wordml/symex" mc:Ignorable="w14 w15 w16se">
   <w:docDefaults>
     <w:rPrDefault>
       <w:rPr>
@@ -2332,7 +2316,7 @@
       </w:pPr>
     </w:pPrDefault>
   </w:docDefaults>
-  <w:latentStyles w:defLockedState="0" w:defUIPriority="99" w:defSemiHidden="0" w:defUnhideWhenUsed="0" w:defQFormat="0" w:count="376">
+  <w:latentStyles w:defLockedState="0" w:defUIPriority="99" w:defSemiHidden="0" w:defUnhideWhenUsed="0" w:defQFormat="0" w:count="371">
     <w:lsdException w:name="Normal" w:uiPriority="0" w:qFormat="1"/>
     <w:lsdException w:name="heading 1" w:uiPriority="9" w:qFormat="1"/>
     <w:lsdException w:name="heading 2" w:semiHidden="1" w:uiPriority="9" w:unhideWhenUsed="1" w:qFormat="1"/>
@@ -2704,11 +2688,6 @@
     <w:lsdException w:name="List Table 5 Dark Accent 6" w:uiPriority="50"/>
     <w:lsdException w:name="List Table 6 Colorful Accent 6" w:uiPriority="51"/>
     <w:lsdException w:name="List Table 7 Colorful Accent 6" w:uiPriority="52"/>
-    <w:lsdException w:name="Mention" w:semiHidden="1" w:unhideWhenUsed="1"/>
-    <w:lsdException w:name="Smart Hyperlink" w:semiHidden="1" w:unhideWhenUsed="1"/>
-    <w:lsdException w:name="Hashtag" w:semiHidden="1" w:unhideWhenUsed="1"/>
-    <w:lsdException w:name="Unresolved Mention" w:semiHidden="1" w:unhideWhenUsed="1"/>
-    <w:lsdException w:name="Smart Link" w:semiHidden="1" w:unhideWhenUsed="1"/>
   </w:latentStyles>
   <w:style w:type="paragraph" w:default="1" w:styleId="Normal">
     <w:name w:val="Normal"/>
@@ -2949,7 +2928,7 @@
 </file>
 
 <file path=word/glossary/document.xml><?xml version="1.0" encoding="utf-8"?>
-<w:glossaryDocument xmlns:wpc="http://schemas.microsoft.com/office/word/2010/wordprocessingCanvas" xmlns:cx="http://schemas.microsoft.com/office/drawing/2014/chartex" xmlns:cx1="http://schemas.microsoft.com/office/drawing/2015/9/8/chartex" xmlns:cx2="http://schemas.microsoft.com/office/drawing/2015/10/21/chartex" xmlns:cx3="http://schemas.microsoft.com/office/drawing/2016/5/9/chartex" xmlns:cx4="http://schemas.microsoft.com/office/drawing/2016/5/10/chartex" xmlns:cx5="http://schemas.microsoft.com/office/drawing/2016/5/11/chartex" xmlns:cx6="http://schemas.microsoft.com/office/drawing/2016/5/12/chartex" xmlns:cx7="http://schemas.microsoft.com/office/drawing/2016/5/13/chartex" xmlns:cx8="http://schemas.microsoft.com/office/drawing/2016/5/14/chartex" xmlns:mc="http://schemas.openxmlformats.org/markup-compatibility/2006" xmlns:aink="http://schemas.microsoft.com/office/drawing/2016/ink" xmlns:am3d="http://schemas.microsoft.com/office/drawing/2017/model3d" xmlns:o="urn:schemas-microsoft-com:office:office" xmlns:oel="http://schemas.microsoft.com/office/2019/extlst" xmlns:r="http://schemas.openxmlformats.org/officeDocument/2006/relationships" xmlns:m="http://schemas.openxmlformats.org/officeDocument/2006/math" xmlns:v="urn:schemas-microsoft-com:vml" xmlns:wp14="http://schemas.microsoft.com/office/word/2010/wordprocessingDrawing" xmlns:wp="http://schemas.openxmlformats.org/drawingml/2006/wordprocessingDrawing" xmlns:w10="urn:schemas-microsoft-com:office:word" xmlns:w="http://schemas.openxmlformats.org/wordprocessingml/2006/main" xmlns:w14="http://schemas.microsoft.com/office/word/2010/wordml" xmlns:w15="http://schemas.microsoft.com/office/word/2012/wordml" xmlns:w16cex="http://schemas.microsoft.com/office/word/2018/wordml/cex" xmlns:w16cid="http://schemas.microsoft.com/office/word/2016/wordml/cid" xmlns:w16="http://schemas.microsoft.com/office/word/2018/wordml" xmlns:w16du="http://schemas.microsoft.com/office/word/2023/wordml/word16du" xmlns:w16sdtdh="http://schemas.microsoft.com/office/word/2020/wordml/sdtdatahash" xmlns:w16sdtfl="http://schemas.microsoft.com/office/word/2024/wordml/sdtformatlock" xmlns:w16se="http://schemas.microsoft.com/office/word/2015/wordml/symex" xmlns:wpg="http://schemas.microsoft.com/office/word/2010/wordprocessingGroup" xmlns:wpi="http://schemas.microsoft.com/office/word/2010/wordprocessingInk" xmlns:wne="http://schemas.microsoft.com/office/word/2006/wordml" xmlns:wps="http://schemas.microsoft.com/office/word/2010/wordprocessingShape" mc:Ignorable="w14 w15 w16se w16cid w16 w16cex w16sdtdh w16sdtfl w16du wp14">
+<w:glossaryDocument xmlns:wpc="http://schemas.microsoft.com/office/word/2010/wordprocessingCanvas" xmlns:cx="http://schemas.microsoft.com/office/drawing/2014/chartex" xmlns:mc="http://schemas.openxmlformats.org/markup-compatibility/2006" xmlns:o="urn:schemas-microsoft-com:office:office" xmlns:r="http://schemas.openxmlformats.org/officeDocument/2006/relationships" xmlns:m="http://schemas.openxmlformats.org/officeDocument/2006/math" xmlns:v="urn:schemas-microsoft-com:vml" xmlns:wp14="http://schemas.microsoft.com/office/word/2010/wordprocessingDrawing" xmlns:wp="http://schemas.openxmlformats.org/drawingml/2006/wordprocessingDrawing" xmlns:w10="urn:schemas-microsoft-com:office:word" xmlns:w="http://schemas.openxmlformats.org/wordprocessingml/2006/main" xmlns:w14="http://schemas.microsoft.com/office/word/2010/wordml" xmlns:w15="http://schemas.microsoft.com/office/word/2012/wordml" xmlns:w16se="http://schemas.microsoft.com/office/word/2015/wordml/symex" xmlns:wpg="http://schemas.microsoft.com/office/word/2010/wordprocessingGroup" xmlns:wpi="http://schemas.microsoft.com/office/word/2010/wordprocessingInk" xmlns:wne="http://schemas.microsoft.com/office/word/2006/wordml" xmlns:wps="http://schemas.microsoft.com/office/word/2010/wordprocessingShape" mc:Ignorable="w14 w15 w16se wp14">
   <w:docParts>
     <w:docPart>
       <w:docPartPr>
@@ -3018,7 +2997,7 @@
 </file>
 
 <file path=word/glossary/fontTable.xml><?xml version="1.0" encoding="utf-8"?>
-<w:fonts xmlns:mc="http://schemas.openxmlformats.org/markup-compatibility/2006" xmlns:r="http://schemas.openxmlformats.org/officeDocument/2006/relationships" xmlns:w="http://schemas.openxmlformats.org/wordprocessingml/2006/main" xmlns:w14="http://schemas.microsoft.com/office/word/2010/wordml" xmlns:w15="http://schemas.microsoft.com/office/word/2012/wordml" xmlns:w16cex="http://schemas.microsoft.com/office/word/2018/wordml/cex" xmlns:w16cid="http://schemas.microsoft.com/office/word/2016/wordml/cid" xmlns:w16="http://schemas.microsoft.com/office/word/2018/wordml" xmlns:w16du="http://schemas.microsoft.com/office/word/2023/wordml/word16du" xmlns:w16sdtdh="http://schemas.microsoft.com/office/word/2020/wordml/sdtdatahash" xmlns:w16sdtfl="http://schemas.microsoft.com/office/word/2024/wordml/sdtformatlock" xmlns:w16se="http://schemas.microsoft.com/office/word/2015/wordml/symex" mc:Ignorable="w14 w15 w16se w16cid w16 w16cex w16sdtdh w16sdtfl w16du">
+<w:fonts xmlns:mc="http://schemas.openxmlformats.org/markup-compatibility/2006" xmlns:r="http://schemas.openxmlformats.org/officeDocument/2006/relationships" xmlns:w="http://schemas.openxmlformats.org/wordprocessingml/2006/main" xmlns:w14="http://schemas.microsoft.com/office/word/2010/wordml" xmlns:w15="http://schemas.microsoft.com/office/word/2012/wordml" xmlns:w16se="http://schemas.microsoft.com/office/word/2015/wordml/symex" mc:Ignorable="w14 w15 w16se">
   <w:font w:name="Symbol">
     <w:panose1 w:val="05050102010706020507"/>
     <w:charset w:val="02"/>
@@ -3075,23 +3054,11 @@
     <w:pitch w:val="variable"/>
     <w:sig w:usb0="800002E7" w:usb1="2AC7FCFF" w:usb2="00000012" w:usb3="00000000" w:csb0="0002009F" w:csb1="00000000"/>
   </w:font>
-  <w:font w:name="Aptos">
-    <w:charset w:val="00"/>
-    <w:family w:val="swiss"/>
-    <w:pitch w:val="variable"/>
-    <w:sig w:usb0="20000287" w:usb1="00000003" w:usb2="00000000" w:usb3="00000000" w:csb0="0000019F" w:csb1="00000000"/>
-  </w:font>
-  <w:font w:name="Aptos Display">
-    <w:charset w:val="00"/>
-    <w:family w:val="swiss"/>
-    <w:pitch w:val="variable"/>
-    <w:sig w:usb0="20000287" w:usb1="00000003" w:usb2="00000000" w:usb3="00000000" w:csb0="0000019F" w:csb1="00000000"/>
-  </w:font>
 </w:fonts>
 </file>
 
 <file path=word/glossary/settings.xml><?xml version="1.0" encoding="utf-8"?>
-<w:settings xmlns:mc="http://schemas.openxmlformats.org/markup-compatibility/2006" xmlns:o="urn:schemas-microsoft-com:office:office" xmlns:r="http://schemas.openxmlformats.org/officeDocument/2006/relationships" xmlns:m="http://schemas.openxmlformats.org/officeDocument/2006/math" xmlns:v="urn:schemas-microsoft-com:vml" xmlns:w10="urn:schemas-microsoft-com:office:word" xmlns:w="http://schemas.openxmlformats.org/wordprocessingml/2006/main" xmlns:w14="http://schemas.microsoft.com/office/word/2010/wordml" xmlns:w15="http://schemas.microsoft.com/office/word/2012/wordml" xmlns:w16cex="http://schemas.microsoft.com/office/word/2018/wordml/cex" xmlns:w16cid="http://schemas.microsoft.com/office/word/2016/wordml/cid" xmlns:w16="http://schemas.microsoft.com/office/word/2018/wordml" xmlns:w16du="http://schemas.microsoft.com/office/word/2023/wordml/word16du" xmlns:w16sdtdh="http://schemas.microsoft.com/office/word/2020/wordml/sdtdatahash" xmlns:w16sdtfl="http://schemas.microsoft.com/office/word/2024/wordml/sdtformatlock" xmlns:w16se="http://schemas.microsoft.com/office/word/2015/wordml/symex" xmlns:sl="http://schemas.openxmlformats.org/schemaLibrary/2006/main" mc:Ignorable="w14 w15 w16se w16cid w16 w16cex w16sdtdh w16sdtfl w16du">
+<w:settings xmlns:mc="http://schemas.openxmlformats.org/markup-compatibility/2006" xmlns:o="urn:schemas-microsoft-com:office:office" xmlns:r="http://schemas.openxmlformats.org/officeDocument/2006/relationships" xmlns:m="http://schemas.openxmlformats.org/officeDocument/2006/math" xmlns:v="urn:schemas-microsoft-com:vml" xmlns:w10="urn:schemas-microsoft-com:office:word" xmlns:w="http://schemas.openxmlformats.org/wordprocessingml/2006/main" xmlns:w14="http://schemas.microsoft.com/office/word/2010/wordml" xmlns:w15="http://schemas.microsoft.com/office/word/2012/wordml" xmlns:w16se="http://schemas.microsoft.com/office/word/2015/wordml/symex" xmlns:sl="http://schemas.openxmlformats.org/schemaLibrary/2006/main" mc:Ignorable="w14 w15 w16se">
   <w:view w:val="normal"/>
   <w:defaultTabStop w:val="708"/>
   <w:hyphenationZone w:val="425"/>
@@ -3103,7 +3070,6 @@
     <w:compatSetting w:name="enableOpenTypeFeatures" w:uri="http://schemas.microsoft.com/office/word" w:val="1"/>
     <w:compatSetting w:name="doNotFlipMirrorIndents" w:uri="http://schemas.microsoft.com/office/word" w:val="1"/>
     <w:compatSetting w:name="differentiateMultirowTableHeaders" w:uri="http://schemas.microsoft.com/office/word" w:val="1"/>
-    <w:compatSetting w:name="useWord2013TrackBottomHyphenation" w:uri="http://schemas.microsoft.com/office/word" w:val="1"/>
   </w:compat>
   <w:rsids>
     <w:rsidRoot w:val="0028048A"/>
@@ -3115,6 +3081,7 @@
     <w:rsid w:val="00A150B5"/>
     <w:rsid w:val="00A50BA5"/>
     <w:rsid w:val="00C26F1A"/>
+    <w:rsid w:val="00C7621F"/>
     <w:rsid w:val="00D2311E"/>
     <w:rsid w:val="00ED3625"/>
   </w:rsids>
@@ -3140,7 +3107,7 @@
 </file>
 
 <file path=word/glossary/styles.xml><?xml version="1.0" encoding="utf-8"?>
-<w:styles xmlns:mc="http://schemas.openxmlformats.org/markup-compatibility/2006" xmlns:r="http://schemas.openxmlformats.org/officeDocument/2006/relationships" xmlns:w="http://schemas.openxmlformats.org/wordprocessingml/2006/main" xmlns:w14="http://schemas.microsoft.com/office/word/2010/wordml" xmlns:w15="http://schemas.microsoft.com/office/word/2012/wordml" xmlns:w16cex="http://schemas.microsoft.com/office/word/2018/wordml/cex" xmlns:w16cid="http://schemas.microsoft.com/office/word/2016/wordml/cid" xmlns:w16="http://schemas.microsoft.com/office/word/2018/wordml" xmlns:w16du="http://schemas.microsoft.com/office/word/2023/wordml/word16du" xmlns:w16sdtdh="http://schemas.microsoft.com/office/word/2020/wordml/sdtdatahash" xmlns:w16sdtfl="http://schemas.microsoft.com/office/word/2024/wordml/sdtformatlock" xmlns:w16se="http://schemas.microsoft.com/office/word/2015/wordml/symex" mc:Ignorable="w14 w15 w16se w16cid w16 w16cex w16sdtdh w16sdtfl w16du">
+<w:styles xmlns:mc="http://schemas.openxmlformats.org/markup-compatibility/2006" xmlns:r="http://schemas.openxmlformats.org/officeDocument/2006/relationships" xmlns:w="http://schemas.openxmlformats.org/wordprocessingml/2006/main" xmlns:w14="http://schemas.microsoft.com/office/word/2010/wordml" xmlns:w15="http://schemas.microsoft.com/office/word/2012/wordml" xmlns:w16se="http://schemas.microsoft.com/office/word/2015/wordml/symex" mc:Ignorable="w14 w15 w16se">
   <w:docDefaults>
     <w:rPrDefault>
       <w:rPr>
@@ -3156,7 +3123,7 @@
       </w:pPr>
     </w:pPrDefault>
   </w:docDefaults>
-  <w:latentStyles w:defLockedState="0" w:defUIPriority="99" w:defSemiHidden="0" w:defUnhideWhenUsed="0" w:defQFormat="0" w:count="376">
+  <w:latentStyles w:defLockedState="0" w:defUIPriority="99" w:defSemiHidden="0" w:defUnhideWhenUsed="0" w:defQFormat="0" w:count="371">
     <w:lsdException w:name="Normal" w:uiPriority="0" w:qFormat="1"/>
     <w:lsdException w:name="heading 1" w:uiPriority="9" w:qFormat="1"/>
     <w:lsdException w:name="heading 2" w:semiHidden="1" w:uiPriority="9" w:unhideWhenUsed="1" w:qFormat="1"/>
@@ -3528,11 +3495,6 @@
     <w:lsdException w:name="List Table 5 Dark Accent 6" w:uiPriority="50"/>
     <w:lsdException w:name="List Table 6 Colorful Accent 6" w:uiPriority="51"/>
     <w:lsdException w:name="List Table 7 Colorful Accent 6" w:uiPriority="52"/>
-    <w:lsdException w:name="Mention" w:semiHidden="1" w:unhideWhenUsed="1"/>
-    <w:lsdException w:name="Smart Hyperlink" w:semiHidden="1" w:unhideWhenUsed="1"/>
-    <w:lsdException w:name="Hashtag" w:semiHidden="1" w:unhideWhenUsed="1"/>
-    <w:lsdException w:name="Unresolved Mention" w:semiHidden="1" w:unhideWhenUsed="1"/>
-    <w:lsdException w:name="Smart Link" w:semiHidden="1" w:unhideWhenUsed="1"/>
   </w:latentStyles>
   <w:style w:type="paragraph" w:default="1" w:styleId="Normal">
     <w:name w:val="Normal"/>
@@ -3580,7 +3542,7 @@
 </file>
 
 <file path=word/glossary/webSettings.xml><?xml version="1.0" encoding="utf-8"?>
-<w:webSettings xmlns:mc="http://schemas.openxmlformats.org/markup-compatibility/2006" xmlns:r="http://schemas.openxmlformats.org/officeDocument/2006/relationships" xmlns:w="http://schemas.openxmlformats.org/wordprocessingml/2006/main" xmlns:w14="http://schemas.microsoft.com/office/word/2010/wordml" xmlns:w15="http://schemas.microsoft.com/office/word/2012/wordml" xmlns:w16cex="http://schemas.microsoft.com/office/word/2018/wordml/cex" xmlns:w16cid="http://schemas.microsoft.com/office/word/2016/wordml/cid" xmlns:w16="http://schemas.microsoft.com/office/word/2018/wordml" xmlns:w16du="http://schemas.microsoft.com/office/word/2023/wordml/word16du" xmlns:w16sdtdh="http://schemas.microsoft.com/office/word/2020/wordml/sdtdatahash" xmlns:w16sdtfl="http://schemas.microsoft.com/office/word/2024/wordml/sdtformatlock" xmlns:w16se="http://schemas.microsoft.com/office/word/2015/wordml/symex" mc:Ignorable="w14 w15 w16se w16cid w16 w16cex w16sdtdh w16sdtfl w16du">
+<w:webSettings xmlns:mc="http://schemas.openxmlformats.org/markup-compatibility/2006" xmlns:r="http://schemas.openxmlformats.org/officeDocument/2006/relationships" xmlns:w="http://schemas.openxmlformats.org/wordprocessingml/2006/main" xmlns:w14="http://schemas.microsoft.com/office/word/2010/wordml" xmlns:w15="http://schemas.microsoft.com/office/word/2012/wordml" xmlns:w16se="http://schemas.microsoft.com/office/word/2015/wordml/symex" mc:Ignorable="w14 w15 w16se">
   <w:optimizeForBrowser/>
   <w:allowPNG/>
 </w:webSettings>
@@ -3852,7 +3814,7 @@
 </file>
 
 <file path=customXml/itemProps1.xml><?xml version="1.0" encoding="utf-8"?>
-<ds:datastoreItem xmlns:ds="http://schemas.openxmlformats.org/officeDocument/2006/customXml" ds:itemID="{1F7B3412-47B0-40CD-A103-63DD70DA3142}">
+<ds:datastoreItem xmlns:ds="http://schemas.openxmlformats.org/officeDocument/2006/customXml" ds:itemID="{B5E690C1-5D70-4FEF-976C-D20F139E28AD}">
   <ds:schemaRefs>
     <ds:schemaRef ds:uri="http://schemas.openxmlformats.org/officeDocument/2006/bibliography"/>
   </ds:schemaRefs>
